--- a/report/12_5_杨佳伟.docx
+++ b/report/12_5_杨佳伟.docx
@@ -614,7 +614,7 @@
     </w:p>
     <w:p>
       <w:pPr>
-        <w:pStyle w:val="000003"/>
+        <w:pStyle w:val="000005"/>
         <w:tabs>
           <w:tab w:val="right" w:leader="dot" w:pos="9072"/>
         </w:tabs>
@@ -668,7 +668,7 @@
     </w:p>
     <w:p>
       <w:pPr>
-        <w:pStyle w:val="000003"/>
+        <w:pStyle w:val="000005"/>
         <w:tabs>
           <w:tab w:val="right" w:leader="dot" w:pos="9072"/>
         </w:tabs>
@@ -848,7 +848,7 @@
     </w:p>
     <w:p>
       <w:pPr>
-        <w:pStyle w:val="000003"/>
+        <w:pStyle w:val="000005"/>
         <w:tabs>
           <w:tab w:val="right" w:leader="dot" w:pos="9072"/>
         </w:tabs>
@@ -1028,7 +1028,7 @@
     </w:p>
     <w:p>
       <w:pPr>
-        <w:pStyle w:val="000003"/>
+        <w:pStyle w:val="000005"/>
         <w:tabs>
           <w:tab w:val="right" w:leader="dot" w:pos="9072"/>
         </w:tabs>
@@ -1253,7 +1253,7 @@
     </w:p>
     <w:p>
       <w:pPr>
-        <w:pStyle w:val="000003"/>
+        <w:pStyle w:val="000005"/>
         <w:tabs>
           <w:tab w:val="right" w:leader="dot" w:pos="9072"/>
         </w:tabs>
@@ -1523,7 +1523,7 @@
     </w:p>
     <w:p>
       <w:pPr>
-        <w:pStyle w:val="000003"/>
+        <w:pStyle w:val="000005"/>
         <w:tabs>
           <w:tab w:val="right" w:leader="dot" w:pos="9072"/>
         </w:tabs>
@@ -1748,7 +1748,7 @@
     </w:p>
     <w:p>
       <w:pPr>
-        <w:pStyle w:val="000003"/>
+        <w:pStyle w:val="000005"/>
         <w:tabs>
           <w:tab w:val="right" w:leader="dot" w:pos="9072"/>
         </w:tabs>
@@ -1973,7 +1973,52 @@
     </w:p>
     <w:p>
       <w:pPr>
-        <w:pStyle w:val="000003"/>
+        <w:pStyle w:val="000001"/>
+        <w:tabs>
+          <w:tab w:val="right" w:leader="dot" w:pos="9072"/>
+        </w:tabs>
+        <w:ind w:left="200"/>
+      </w:pPr>
+      <w:r>
+        <w:fldChar w:fldCharType="begin" w:fldLock="0" w:dirty="0"/>
+      </w:r>
+      <w:r>
+        <w:instrText xml:space="preserve"> HYPERLINK \l "section-6-5" </w:instrText>
+      </w:r>
+      <w:r>
+        <w:fldChar w:fldCharType="separate" w:fldLock="0" w:dirty="0"/>
+      </w:r>
+      <w:r>
+        <w:rPr>
+          <w:rFonts w:hint="eastAsia"/>
+        </w:rPr>
+        <w:t>（五）三套模型的层级定位与互证</w:t>
+      </w:r>
+      <w:r>
+        <w:fldChar w:fldCharType="end" w:fldLock="0" w:dirty="0"/>
+      </w:r>
+      <w:r>
+        <w:tab/>
+      </w:r>
+      <w:r>
+        <w:fldChar w:fldCharType="begin" w:fldLock="0" w:dirty="0"/>
+      </w:r>
+      <w:r>
+        <w:instrText xml:space="preserve"> PAGEREF section-6-5 \h </w:instrText>
+      </w:r>
+      <w:r>
+        <w:fldChar w:fldCharType="separate" w:fldLock="0" w:dirty="0"/>
+      </w:r>
+      <w:r>
+        <w:t>1</w:t>
+      </w:r>
+      <w:r>
+        <w:fldChar w:fldCharType="end" w:fldLock="0" w:dirty="0"/>
+      </w:r>
+    </w:p>
+    <w:p>
+      <w:pPr>
+        <w:pStyle w:val="000005"/>
         <w:tabs>
           <w:tab w:val="right" w:leader="dot" w:pos="9072"/>
         </w:tabs>
@@ -2153,7 +2198,7 @@
     </w:p>
     <w:p>
       <w:pPr>
-        <w:pStyle w:val="000003"/>
+        <w:pStyle w:val="000005"/>
         <w:tabs>
           <w:tab w:val="right" w:leader="dot" w:pos="9072"/>
         </w:tabs>
@@ -2333,7 +2378,7 @@
     </w:p>
     <w:p>
       <w:pPr>
-        <w:pStyle w:val="000003"/>
+        <w:pStyle w:val="000005"/>
         <w:tabs>
           <w:tab w:val="right" w:leader="dot" w:pos="9072"/>
         </w:tabs>
@@ -2665,7 +2710,7 @@
           <w:color w:val="000000"/>
           <w:sz w:val="24"/>
         </w:rPr>
-        <w:t>基于上述结论，本项目提出三条建议：按潮汐方向组织预调度、锁定净流量 TOP20 站点实施固定巡检、针对会员与临时用户实施分人群运营。此外，三名成员在互不参考实现的前提下独立完成全流程分析，核心结论完全一致，样本量差异经逐层核查完全由清洗阈值设定不同所致且相减后精确闭合，表明本项目主要结论对清洗阈值不敏感，具备稳健性。</w:t>
+        <w:t>基于上述结论，本项目提出三条建议：按潮汐方向组织预调度、锁定净流量 TOP20 站点实施固定巡检、针对会员与临时用户实施分人群运营。此外，三名成员在互不参考实现的前提下各自独立完成全流程分析，分别覆盖城市级、站点级与方法级三个尺度，核心结论完全一致，构成多尺度互证；样本量差异经逐层核查完全由清洗阈值设定不同所致且相减后精确闭合，表明本项目主要结论对清洗阈值不敏感，具备稳健性。</w:t>
       </w:r>
     </w:p>
     <w:p>
@@ -2740,7 +2785,7 @@
     </w:p>
     <w:p>
       <w:pPr>
-        <w:pStyle w:val="000005"/>
+        <w:pStyle w:val="000004"/>
         <w:keepNext w:val="1"/>
         <w:keepLines w:val="1"/>
         <w:spacing w:before="192" w:beforeAutospacing="1" w:after="144" w:afterAutospacing="1" w:line="336"/>
@@ -2785,7 +2830,7 @@
     </w:p>
     <w:p>
       <w:pPr>
-        <w:pStyle w:val="000005"/>
+        <w:pStyle w:val="000004"/>
         <w:keepNext w:val="1"/>
         <w:keepLines w:val="1"/>
         <w:spacing w:before="192" w:beforeAutospacing="1" w:after="144" w:afterAutospacing="1" w:line="336"/>
@@ -2930,7 +2975,7 @@
     </w:p>
     <w:p>
       <w:pPr>
-        <w:pStyle w:val="000005"/>
+        <w:pStyle w:val="000004"/>
         <w:keepNext w:val="1"/>
         <w:keepLines w:val="1"/>
         <w:spacing w:before="192" w:beforeAutospacing="1" w:after="144" w:afterAutospacing="1" w:line="336"/>
@@ -3018,7 +3063,7 @@
     </w:p>
     <w:p>
       <w:pPr>
-        <w:pStyle w:val="000005"/>
+        <w:pStyle w:val="000004"/>
         <w:keepNext w:val="1"/>
         <w:keepLines w:val="1"/>
         <w:spacing w:before="192" w:beforeAutospacing="1" w:after="144" w:afterAutospacing="1" w:line="336"/>
@@ -3112,7 +3157,7 @@
     </w:p>
     <w:p>
       <w:pPr>
-        <w:pStyle w:val="000005"/>
+        <w:pStyle w:val="000004"/>
         <w:keepNext w:val="1"/>
         <w:keepLines w:val="1"/>
         <w:spacing w:before="192" w:beforeAutospacing="1" w:after="144" w:afterAutospacing="1" w:line="336"/>
@@ -3206,7 +3251,7 @@
             </w:pPr>
             <w:r>
               <w:rPr>
-                <w:rFonts w:hint="eastAsia" w:ascii="黑体" w:hAnsi="黑体" w:eastAsia="黑体" w:cs="黑体"/>
+                <w:rFonts w:hint="eastAsia" w:ascii="SimSun" w:hAnsi="SimSun" w:eastAsia="SimSun" w:cs="SimSun"/>
                 <w:b w:val="1"/>
                 <w:color w:val="1a3e6f"/>
                 <w:sz w:val="20"/>
@@ -3244,7 +3289,7 @@
             </w:pPr>
             <w:r>
               <w:rPr>
-                <w:rFonts w:hint="eastAsia" w:ascii="黑体" w:hAnsi="黑体" w:eastAsia="黑体" w:cs="黑体"/>
+                <w:rFonts w:hint="eastAsia" w:ascii="SimSun" w:hAnsi="SimSun" w:eastAsia="SimSun" w:cs="SimSun"/>
                 <w:b w:val="1"/>
                 <w:color w:val="1a3e6f"/>
                 <w:sz w:val="20"/>
@@ -3282,7 +3327,7 @@
             </w:pPr>
             <w:r>
               <w:rPr>
-                <w:rFonts w:hint="eastAsia" w:ascii="黑体" w:hAnsi="黑体" w:eastAsia="黑体" w:cs="黑体"/>
+                <w:rFonts w:hint="eastAsia" w:ascii="SimSun" w:hAnsi="SimSun" w:eastAsia="SimSun" w:cs="SimSun"/>
                 <w:b w:val="1"/>
                 <w:color w:val="1a3e6f"/>
                 <w:sz w:val="20"/>
@@ -3320,7 +3365,7 @@
             </w:pPr>
             <w:r>
               <w:rPr>
-                <w:rFonts w:hint="eastAsia" w:ascii="黑体" w:hAnsi="黑体" w:eastAsia="黑体" w:cs="黑体"/>
+                <w:rFonts w:hint="eastAsia" w:ascii="SimSun" w:hAnsi="SimSun" w:eastAsia="SimSun" w:cs="SimSun"/>
                 <w:b w:val="1"/>
                 <w:color w:val="1a3e6f"/>
                 <w:sz w:val="20"/>
@@ -5040,7 +5085,7 @@
     </w:tbl>
     <w:p>
       <w:pPr>
-        <w:pStyle w:val="000005"/>
+        <w:pStyle w:val="000004"/>
         <w:keepNext w:val="1"/>
         <w:keepLines w:val="1"/>
         <w:spacing w:before="192" w:beforeAutospacing="1" w:after="144" w:afterAutospacing="1" w:line="336"/>
@@ -5144,7 +5189,7 @@
     </w:p>
     <w:p>
       <w:pPr>
-        <w:pStyle w:val="000005"/>
+        <w:pStyle w:val="000004"/>
         <w:keepNext w:val="1"/>
         <w:keepLines w:val="1"/>
         <w:spacing w:before="192" w:beforeAutospacing="1" w:after="144" w:afterAutospacing="1" w:line="336"/>
@@ -5255,7 +5300,7 @@
             </w:pPr>
             <w:r>
               <w:rPr>
-                <w:rFonts w:hint="eastAsia" w:ascii="黑体" w:hAnsi="黑体" w:eastAsia="黑体" w:cs="黑体"/>
+                <w:rFonts w:hint="eastAsia" w:ascii="SimSun" w:hAnsi="SimSun" w:eastAsia="SimSun" w:cs="SimSun"/>
                 <w:b w:val="1"/>
                 <w:color w:val="1a3e6f"/>
                 <w:sz w:val="20"/>
@@ -5293,7 +5338,7 @@
             </w:pPr>
             <w:r>
               <w:rPr>
-                <w:rFonts w:hint="eastAsia" w:ascii="黑体" w:hAnsi="黑体" w:eastAsia="黑体" w:cs="黑体"/>
+                <w:rFonts w:hint="eastAsia" w:ascii="SimSun" w:hAnsi="SimSun" w:eastAsia="SimSun" w:cs="SimSun"/>
                 <w:b w:val="1"/>
                 <w:color w:val="1a3e6f"/>
                 <w:sz w:val="20"/>
@@ -5331,7 +5376,7 @@
             </w:pPr>
             <w:r>
               <w:rPr>
-                <w:rFonts w:hint="eastAsia" w:ascii="黑体" w:hAnsi="黑体" w:eastAsia="黑体" w:cs="黑体"/>
+                <w:rFonts w:hint="eastAsia" w:ascii="SimSun" w:hAnsi="SimSun" w:eastAsia="SimSun" w:cs="SimSun"/>
                 <w:b w:val="1"/>
                 <w:color w:val="1a3e6f"/>
                 <w:sz w:val="20"/>
@@ -5653,7 +5698,7 @@
     </w:tbl>
     <w:p>
       <w:pPr>
-        <w:pStyle w:val="000005"/>
+        <w:pStyle w:val="000004"/>
         <w:keepNext w:val="1"/>
         <w:keepLines w:val="1"/>
         <w:spacing w:before="192" w:beforeAutospacing="1" w:after="144" w:afterAutospacing="1" w:line="336"/>
@@ -5778,12 +5823,12 @@
           <w:color w:val="000000"/>
           <w:sz w:val="24"/>
         </w:rPr>
-        <w:t>需说明的是，项目组三名成员在独立完成清洗时采用了不同的时长区间阈值（成员 C 仅剔除时长非正记录，得 238,699 条；成员 A 采用 1—1440 分钟，得 233,749 条；成员 B 采用 1—180 分钟，得 233,180 条）。三者逐层相减后精确闭合，属口径选择而非计算错误，详见第八章的交叉验证。</w:t>
+        <w:t>需说明的是，项目组三名成员在独立完成清洗时采用了不同的时长区间阈值：成员 B、C 的主口径均为 238,699 条（仅剔除时长非正记录）；成员 A 按组内约定进一步剔除时长异常与坐标缺失记录，得 233,749 条；成员 B 另构造了一个 233,180 条的敏感性分析子集，用于检验结论对阈值的依赖程度。四种口径逐层相减后精确闭合，属口径选择而非计算错误，详见第八章的交叉验证。</w:t>
       </w:r>
     </w:p>
     <w:p>
       <w:pPr>
-        <w:pStyle w:val="000005"/>
+        <w:pStyle w:val="000004"/>
         <w:keepNext w:val="1"/>
         <w:keepLines w:val="1"/>
         <w:spacing w:before="192" w:beforeAutospacing="1" w:after="144" w:afterAutospacing="1" w:line="336"/>
@@ -5876,7 +5921,7 @@
             </w:pPr>
             <w:r>
               <w:rPr>
-                <w:rFonts w:hint="eastAsia" w:ascii="黑体" w:hAnsi="黑体" w:eastAsia="黑体" w:cs="黑体"/>
+                <w:rFonts w:hint="eastAsia" w:ascii="SimSun" w:hAnsi="SimSun" w:eastAsia="SimSun" w:cs="SimSun"/>
                 <w:b w:val="1"/>
                 <w:color w:val="1a3e6f"/>
                 <w:sz w:val="20"/>
@@ -5914,7 +5959,7 @@
             </w:pPr>
             <w:r>
               <w:rPr>
-                <w:rFonts w:hint="eastAsia" w:ascii="黑体" w:hAnsi="黑体" w:eastAsia="黑体" w:cs="黑体"/>
+                <w:rFonts w:hint="eastAsia" w:ascii="SimSun" w:hAnsi="SimSun" w:eastAsia="SimSun" w:cs="SimSun"/>
                 <w:b w:val="1"/>
                 <w:color w:val="1a3e6f"/>
                 <w:sz w:val="20"/>
@@ -5952,7 +5997,7 @@
             </w:pPr>
             <w:r>
               <w:rPr>
-                <w:rFonts w:hint="eastAsia" w:ascii="黑体" w:hAnsi="黑体" w:eastAsia="黑体" w:cs="黑体"/>
+                <w:rFonts w:hint="eastAsia" w:ascii="SimSun" w:hAnsi="SimSun" w:eastAsia="SimSun" w:cs="SimSun"/>
                 <w:b w:val="1"/>
                 <w:color w:val="1a3e6f"/>
                 <w:sz w:val="20"/>
@@ -6693,7 +6738,7 @@
     </w:tbl>
     <w:p>
       <w:pPr>
-        <w:pStyle w:val="000005"/>
+        <w:pStyle w:val="000004"/>
         <w:keepNext w:val="1"/>
         <w:keepLines w:val="1"/>
         <w:spacing w:before="192" w:beforeAutospacing="1" w:after="144" w:afterAutospacing="1" w:line="336"/>
@@ -6785,7 +6830,7 @@
             </w:pPr>
             <w:r>
               <w:rPr>
-                <w:rFonts w:hint="eastAsia" w:ascii="黑体" w:hAnsi="黑体" w:eastAsia="黑体" w:cs="黑体"/>
+                <w:rFonts w:hint="eastAsia" w:ascii="SimSun" w:hAnsi="SimSun" w:eastAsia="SimSun" w:cs="SimSun"/>
                 <w:b w:val="1"/>
                 <w:color w:val="1a3e6f"/>
                 <w:sz w:val="20"/>
@@ -6823,7 +6868,7 @@
             </w:pPr>
             <w:r>
               <w:rPr>
-                <w:rFonts w:hint="eastAsia" w:ascii="黑体" w:hAnsi="黑体" w:eastAsia="黑体" w:cs="黑体"/>
+                <w:rFonts w:hint="eastAsia" w:ascii="SimSun" w:hAnsi="SimSun" w:eastAsia="SimSun" w:cs="SimSun"/>
                 <w:b w:val="1"/>
                 <w:color w:val="1a3e6f"/>
                 <w:sz w:val="20"/>
@@ -7350,7 +7395,7 @@
     </w:p>
     <w:p>
       <w:pPr>
-        <w:pStyle w:val="000005"/>
+        <w:pStyle w:val="000004"/>
         <w:keepNext w:val="1"/>
         <w:keepLines w:val="1"/>
         <w:spacing w:before="192" w:beforeAutospacing="1" w:after="144" w:afterAutospacing="1" w:line="336"/>
@@ -7515,7 +7560,7 @@
             </w:pPr>
             <w:r>
               <w:rPr>
-                <w:rFonts w:hint="eastAsia" w:ascii="黑体" w:hAnsi="黑体" w:eastAsia="黑体" w:cs="黑体"/>
+                <w:rFonts w:hint="eastAsia" w:ascii="SimSun" w:hAnsi="SimSun" w:eastAsia="SimSun" w:cs="SimSun"/>
                 <w:b w:val="1"/>
                 <w:color w:val="1a3e6f"/>
                 <w:sz w:val="20"/>
@@ -7553,7 +7598,7 @@
             </w:pPr>
             <w:r>
               <w:rPr>
-                <w:rFonts w:hint="eastAsia" w:ascii="黑体" w:hAnsi="黑体" w:eastAsia="黑体" w:cs="黑体"/>
+                <w:rFonts w:hint="eastAsia" w:ascii="SimSun" w:hAnsi="SimSun" w:eastAsia="SimSun" w:cs="SimSun"/>
                 <w:b w:val="1"/>
                 <w:color w:val="1a3e6f"/>
                 <w:sz w:val="20"/>
@@ -7591,7 +7636,7 @@
             </w:pPr>
             <w:r>
               <w:rPr>
-                <w:rFonts w:hint="eastAsia" w:ascii="黑体" w:hAnsi="黑体" w:eastAsia="黑体" w:cs="黑体"/>
+                <w:rFonts w:hint="eastAsia" w:ascii="SimSun" w:hAnsi="SimSun" w:eastAsia="SimSun" w:cs="SimSun"/>
                 <w:b w:val="1"/>
                 <w:color w:val="1a3e6f"/>
                 <w:sz w:val="20"/>
@@ -8021,7 +8066,7 @@
     </w:p>
     <w:p>
       <w:pPr>
-        <w:pStyle w:val="000005"/>
+        <w:pStyle w:val="000004"/>
         <w:keepNext w:val="1"/>
         <w:keepLines w:val="1"/>
         <w:spacing w:before="192" w:beforeAutospacing="1" w:after="144" w:afterAutospacing="1" w:line="336"/>
@@ -8186,7 +8231,7 @@
             </w:pPr>
             <w:r>
               <w:rPr>
-                <w:rFonts w:hint="eastAsia" w:ascii="黑体" w:hAnsi="黑体" w:eastAsia="黑体" w:cs="黑体"/>
+                <w:rFonts w:hint="eastAsia" w:ascii="SimSun" w:hAnsi="SimSun" w:eastAsia="SimSun" w:cs="SimSun"/>
                 <w:b w:val="1"/>
                 <w:color w:val="1a3e6f"/>
                 <w:sz w:val="20"/>
@@ -8224,7 +8269,7 @@
             </w:pPr>
             <w:r>
               <w:rPr>
-                <w:rFonts w:hint="eastAsia" w:ascii="黑体" w:hAnsi="黑体" w:eastAsia="黑体" w:cs="黑体"/>
+                <w:rFonts w:hint="eastAsia" w:ascii="SimSun" w:hAnsi="SimSun" w:eastAsia="SimSun" w:cs="SimSun"/>
                 <w:b w:val="1"/>
                 <w:color w:val="1a3e6f"/>
                 <w:sz w:val="20"/>
@@ -8262,7 +8307,7 @@
             </w:pPr>
             <w:r>
               <w:rPr>
-                <w:rFonts w:hint="eastAsia" w:ascii="黑体" w:hAnsi="黑体" w:eastAsia="黑体" w:cs="黑体"/>
+                <w:rFonts w:hint="eastAsia" w:ascii="SimSun" w:hAnsi="SimSun" w:eastAsia="SimSun" w:cs="SimSun"/>
                 <w:b w:val="1"/>
                 <w:color w:val="1a3e6f"/>
                 <w:sz w:val="20"/>
@@ -8692,7 +8737,7 @@
     </w:p>
     <w:p>
       <w:pPr>
-        <w:pStyle w:val="000005"/>
+        <w:pStyle w:val="000004"/>
         <w:keepNext w:val="1"/>
         <w:keepLines w:val="1"/>
         <w:spacing w:before="192" w:beforeAutospacing="1" w:after="144" w:afterAutospacing="1" w:line="336"/>
@@ -8791,7 +8836,7 @@
     </w:p>
     <w:p>
       <w:pPr>
-        <w:pStyle w:val="000005"/>
+        <w:pStyle w:val="000004"/>
         <w:keepNext w:val="1"/>
         <w:keepLines w:val="1"/>
         <w:spacing w:before="192" w:beforeAutospacing="1" w:after="144" w:afterAutospacing="1" w:line="336"/>
@@ -8890,7 +8935,7 @@
     </w:p>
     <w:p>
       <w:pPr>
-        <w:pStyle w:val="000005"/>
+        <w:pStyle w:val="000004"/>
         <w:keepNext w:val="1"/>
         <w:keepLines w:val="1"/>
         <w:spacing w:before="192" w:beforeAutospacing="1" w:after="144" w:afterAutospacing="1" w:line="336"/>
@@ -8983,7 +9028,7 @@
             </w:pPr>
             <w:r>
               <w:rPr>
-                <w:rFonts w:hint="eastAsia" w:ascii="黑体" w:hAnsi="黑体" w:eastAsia="黑体" w:cs="黑体"/>
+                <w:rFonts w:hint="eastAsia" w:ascii="SimSun" w:hAnsi="SimSun" w:eastAsia="SimSun" w:cs="SimSun"/>
                 <w:b w:val="1"/>
                 <w:color w:val="1a3e6f"/>
                 <w:sz w:val="20"/>
@@ -9021,7 +9066,7 @@
             </w:pPr>
             <w:r>
               <w:rPr>
-                <w:rFonts w:hint="eastAsia" w:ascii="黑体" w:hAnsi="黑体" w:eastAsia="黑体" w:cs="黑体"/>
+                <w:rFonts w:hint="eastAsia" w:ascii="SimSun" w:hAnsi="SimSun" w:eastAsia="SimSun" w:cs="SimSun"/>
                 <w:b w:val="1"/>
                 <w:color w:val="1a3e6f"/>
                 <w:sz w:val="20"/>
@@ -9059,7 +9104,7 @@
             </w:pPr>
             <w:r>
               <w:rPr>
-                <w:rFonts w:hint="eastAsia" w:ascii="黑体" w:hAnsi="黑体" w:eastAsia="黑体" w:cs="黑体"/>
+                <w:rFonts w:hint="eastAsia" w:ascii="SimSun" w:hAnsi="SimSun" w:eastAsia="SimSun" w:cs="SimSun"/>
                 <w:b w:val="1"/>
                 <w:color w:val="1a3e6f"/>
                 <w:sz w:val="20"/>
@@ -9532,7 +9577,7 @@
     </w:p>
     <w:p>
       <w:pPr>
-        <w:pStyle w:val="000005"/>
+        <w:pStyle w:val="000004"/>
         <w:keepNext w:val="1"/>
         <w:keepLines w:val="1"/>
         <w:spacing w:before="192" w:beforeAutospacing="1" w:after="144" w:afterAutospacing="1" w:line="336"/>
@@ -9631,7 +9676,7 @@
     </w:p>
     <w:p>
       <w:pPr>
-        <w:pStyle w:val="000005"/>
+        <w:pStyle w:val="000004"/>
         <w:keepNext w:val="1"/>
         <w:keepLines w:val="1"/>
         <w:spacing w:before="192" w:beforeAutospacing="1" w:after="144" w:afterAutospacing="1" w:line="336"/>
@@ -9804,7 +9849,7 @@
     </w:tbl>
     <w:p>
       <w:pPr>
-        <w:pStyle w:val="000005"/>
+        <w:pStyle w:val="000004"/>
         <w:keepNext w:val="1"/>
         <w:keepLines w:val="1"/>
         <w:spacing w:before="192" w:beforeAutospacing="1" w:after="144" w:afterAutospacing="1" w:line="336"/>
@@ -9950,7 +9995,7 @@
             </w:pPr>
             <w:r>
               <w:rPr>
-                <w:rFonts w:hint="eastAsia" w:ascii="黑体" w:hAnsi="黑体" w:eastAsia="黑体" w:cs="黑体"/>
+                <w:rFonts w:hint="eastAsia" w:ascii="SimSun" w:hAnsi="SimSun" w:eastAsia="SimSun" w:cs="SimSun"/>
                 <w:b w:val="1"/>
                 <w:color w:val="1a3e6f"/>
                 <w:sz w:val="20"/>
@@ -9988,7 +10033,7 @@
             </w:pPr>
             <w:r>
               <w:rPr>
-                <w:rFonts w:hint="eastAsia" w:ascii="黑体" w:hAnsi="黑体" w:eastAsia="黑体" w:cs="黑体"/>
+                <w:rFonts w:hint="eastAsia" w:ascii="SimSun" w:hAnsi="SimSun" w:eastAsia="SimSun" w:cs="SimSun"/>
                 <w:b w:val="1"/>
                 <w:color w:val="1a3e6f"/>
                 <w:sz w:val="20"/>
@@ -10222,7 +10267,7 @@
     </w:p>
     <w:p>
       <w:pPr>
-        <w:pStyle w:val="000005"/>
+        <w:pStyle w:val="000004"/>
         <w:keepNext w:val="1"/>
         <w:keepLines w:val="1"/>
         <w:spacing w:before="192" w:beforeAutospacing="1" w:after="144" w:afterAutospacing="1" w:line="336"/>
@@ -10367,7 +10412,7 @@
     </w:p>
     <w:p>
       <w:pPr>
-        <w:pStyle w:val="000005"/>
+        <w:pStyle w:val="000004"/>
         <w:keepNext w:val="1"/>
         <w:keepLines w:val="1"/>
         <w:spacing w:before="192" w:beforeAutospacing="1" w:after="144" w:afterAutospacing="1" w:line="336"/>
@@ -10462,7 +10507,7 @@
     </w:p>
     <w:p>
       <w:pPr>
-        <w:pStyle w:val="000005"/>
+        <w:pStyle w:val="000004"/>
         <w:keepNext w:val="1"/>
         <w:keepLines w:val="1"/>
         <w:spacing w:before="192" w:beforeAutospacing="1" w:after="144" w:afterAutospacing="1" w:line="336"/>
@@ -10612,7 +10657,7 @@
             </w:pPr>
             <w:r>
               <w:rPr>
-                <w:rFonts w:hint="eastAsia" w:ascii="黑体" w:hAnsi="黑体" w:eastAsia="黑体" w:cs="黑体"/>
+                <w:rFonts w:hint="eastAsia" w:ascii="SimSun" w:hAnsi="SimSun" w:eastAsia="SimSun" w:cs="SimSun"/>
                 <w:b w:val="1"/>
                 <w:color w:val="1a3e6f"/>
                 <w:sz w:val="20"/>
@@ -10650,7 +10695,7 @@
             </w:pPr>
             <w:r>
               <w:rPr>
-                <w:rFonts w:hint="eastAsia" w:ascii="黑体" w:hAnsi="黑体" w:eastAsia="黑体" w:cs="黑体"/>
+                <w:rFonts w:hint="eastAsia" w:ascii="SimSun" w:hAnsi="SimSun" w:eastAsia="SimSun" w:cs="SimSun"/>
                 <w:b w:val="1"/>
                 <w:color w:val="1a3e6f"/>
                 <w:sz w:val="20"/>
@@ -10688,7 +10733,7 @@
             </w:pPr>
             <w:r>
               <w:rPr>
-                <w:rFonts w:hint="eastAsia" w:ascii="黑体" w:hAnsi="黑体" w:eastAsia="黑体" w:cs="黑体"/>
+                <w:rFonts w:hint="eastAsia" w:ascii="SimSun" w:hAnsi="SimSun" w:eastAsia="SimSun" w:cs="SimSun"/>
                 <w:b w:val="1"/>
                 <w:color w:val="1a3e6f"/>
                 <w:sz w:val="20"/>
@@ -10726,7 +10771,7 @@
             </w:pPr>
             <w:r>
               <w:rPr>
-                <w:rFonts w:hint="eastAsia" w:ascii="黑体" w:hAnsi="黑体" w:eastAsia="黑体" w:cs="黑体"/>
+                <w:rFonts w:hint="eastAsia" w:ascii="SimSun" w:hAnsi="SimSun" w:eastAsia="SimSun" w:cs="SimSun"/>
                 <w:b w:val="1"/>
                 <w:color w:val="1a3e6f"/>
                 <w:sz w:val="20"/>
@@ -10764,7 +10809,7 @@
             </w:pPr>
             <w:r>
               <w:rPr>
-                <w:rFonts w:hint="eastAsia" w:ascii="黑体" w:hAnsi="黑体" w:eastAsia="黑体" w:cs="黑体"/>
+                <w:rFonts w:hint="eastAsia" w:ascii="SimSun" w:hAnsi="SimSun" w:eastAsia="SimSun" w:cs="SimSun"/>
                 <w:b w:val="1"/>
                 <w:color w:val="1a3e6f"/>
                 <w:sz w:val="20"/>
@@ -10802,7 +10847,7 @@
             </w:pPr>
             <w:r>
               <w:rPr>
-                <w:rFonts w:hint="eastAsia" w:ascii="黑体" w:hAnsi="黑体" w:eastAsia="黑体" w:cs="黑体"/>
+                <w:rFonts w:hint="eastAsia" w:ascii="SimSun" w:hAnsi="SimSun" w:eastAsia="SimSun" w:cs="SimSun"/>
                 <w:b w:val="1"/>
                 <w:color w:val="1a3e6f"/>
                 <w:sz w:val="20"/>
@@ -11865,7 +11910,7 @@
             </w:pPr>
             <w:r>
               <w:rPr>
-                <w:rFonts w:hint="eastAsia" w:ascii="黑体" w:hAnsi="黑体" w:eastAsia="黑体" w:cs="黑体"/>
+                <w:rFonts w:hint="eastAsia" w:ascii="SimSun" w:hAnsi="SimSun" w:eastAsia="SimSun" w:cs="SimSun"/>
                 <w:b w:val="1"/>
                 <w:color w:val="1a3e6f"/>
                 <w:sz w:val="20"/>
@@ -11903,7 +11948,7 @@
             </w:pPr>
             <w:r>
               <w:rPr>
-                <w:rFonts w:hint="eastAsia" w:ascii="黑体" w:hAnsi="黑体" w:eastAsia="黑体" w:cs="黑体"/>
+                <w:rFonts w:hint="eastAsia" w:ascii="SimSun" w:hAnsi="SimSun" w:eastAsia="SimSun" w:cs="SimSun"/>
                 <w:b w:val="1"/>
                 <w:color w:val="1a3e6f"/>
                 <w:sz w:val="20"/>
@@ -11941,7 +11986,7 @@
             </w:pPr>
             <w:r>
               <w:rPr>
-                <w:rFonts w:hint="eastAsia" w:ascii="黑体" w:hAnsi="黑体" w:eastAsia="黑体" w:cs="黑体"/>
+                <w:rFonts w:hint="eastAsia" w:ascii="SimSun" w:hAnsi="SimSun" w:eastAsia="SimSun" w:cs="SimSun"/>
                 <w:b w:val="1"/>
                 <w:color w:val="1a3e6f"/>
                 <w:sz w:val="20"/>
@@ -11979,7 +12024,7 @@
             </w:pPr>
             <w:r>
               <w:rPr>
-                <w:rFonts w:hint="eastAsia" w:ascii="黑体" w:hAnsi="黑体" w:eastAsia="黑体" w:cs="黑体"/>
+                <w:rFonts w:hint="eastAsia" w:ascii="SimSun" w:hAnsi="SimSun" w:eastAsia="SimSun" w:cs="SimSun"/>
                 <w:b w:val="1"/>
                 <w:color w:val="1a3e6f"/>
                 <w:sz w:val="20"/>
@@ -12017,7 +12062,7 @@
             </w:pPr>
             <w:r>
               <w:rPr>
-                <w:rFonts w:hint="eastAsia" w:ascii="黑体" w:hAnsi="黑体" w:eastAsia="黑体" w:cs="黑体"/>
+                <w:rFonts w:hint="eastAsia" w:ascii="SimSun" w:hAnsi="SimSun" w:eastAsia="SimSun" w:cs="SimSun"/>
                 <w:b w:val="1"/>
                 <w:color w:val="1a3e6f"/>
                 <w:sz w:val="20"/>
@@ -12055,7 +12100,7 @@
             </w:pPr>
             <w:r>
               <w:rPr>
-                <w:rFonts w:hint="eastAsia" w:ascii="黑体" w:hAnsi="黑体" w:eastAsia="黑体" w:cs="黑体"/>
+                <w:rFonts w:hint="eastAsia" w:ascii="SimSun" w:hAnsi="SimSun" w:eastAsia="SimSun" w:cs="SimSun"/>
                 <w:b w:val="1"/>
                 <w:color w:val="1a3e6f"/>
                 <w:sz w:val="20"/>
@@ -13137,7 +13182,7 @@
     </w:p>
     <w:p>
       <w:pPr>
-        <w:pStyle w:val="000005"/>
+        <w:pStyle w:val="000004"/>
         <w:keepNext w:val="1"/>
         <w:keepLines w:val="1"/>
         <w:spacing w:before="192" w:beforeAutospacing="1" w:after="144" w:afterAutospacing="1" w:line="336"/>
@@ -13302,7 +13347,7 @@
             </w:pPr>
             <w:r>
               <w:rPr>
-                <w:rFonts w:hint="eastAsia" w:ascii="黑体" w:hAnsi="黑体" w:eastAsia="黑体" w:cs="黑体"/>
+                <w:rFonts w:hint="eastAsia" w:ascii="SimSun" w:hAnsi="SimSun" w:eastAsia="SimSun" w:cs="SimSun"/>
                 <w:b w:val="1"/>
                 <w:color w:val="1a3e6f"/>
                 <w:sz w:val="20"/>
@@ -13340,7 +13385,7 @@
             </w:pPr>
             <w:r>
               <w:rPr>
-                <w:rFonts w:hint="eastAsia" w:ascii="黑体" w:hAnsi="黑体" w:eastAsia="黑体" w:cs="黑体"/>
+                <w:rFonts w:hint="eastAsia" w:ascii="SimSun" w:hAnsi="SimSun" w:eastAsia="SimSun" w:cs="SimSun"/>
                 <w:b w:val="1"/>
                 <w:color w:val="1a3e6f"/>
                 <w:sz w:val="20"/>
@@ -13378,7 +13423,7 @@
             </w:pPr>
             <w:r>
               <w:rPr>
-                <w:rFonts w:hint="eastAsia" w:ascii="黑体" w:hAnsi="黑体" w:eastAsia="黑体" w:cs="黑体"/>
+                <w:rFonts w:hint="eastAsia" w:ascii="SimSun" w:hAnsi="SimSun" w:eastAsia="SimSun" w:cs="SimSun"/>
                 <w:b w:val="1"/>
                 <w:color w:val="1a3e6f"/>
                 <w:sz w:val="20"/>
@@ -13662,7 +13707,25 @@
     </w:p>
     <w:p>
       <w:pPr>
-        <w:pStyle w:val="000005"/>
+        <w:spacing w:before="0" w:after="144" w:line="384"/>
+        <w:ind w:left="0" w:right="0" w:firstLine="480"/>
+        <w:jc w:val="both"/>
+        <w:rPr>
+          <w:color w:val="000000"/>
+        </w:rPr>
+      </w:pPr>
+      <w:r>
+        <w:rPr>
+          <w:rFonts w:hint="eastAsia" w:ascii="SimSun" w:hAnsi="SimSun" w:eastAsia="SimSun" w:cs="SimSun"/>
+          <w:color w:val="000000"/>
+          <w:sz w:val="24"/>
+        </w:rPr>
+        <w:t>成员 B 则对潮汐的逐日稳定性做了独立检验：先筛出早晚高峰净流量方向相反的 8 个候选站点，再逐日检查其早高峰（07—10 时）与晚高峰（16—19 时）的流向是否与月均方向一致。结果显示，最稳定的两个站点在 23 个工作日中分别有 21 天（91.30%）与 20 天（86.96%）早晚流向均与月均值一致。这说明潮汐并非月均值造成的统计假象，而是在绝大多数工作日逐日重复发生的现象。</w:t>
+      </w:r>
+    </w:p>
+    <w:p>
+      <w:pPr>
+        <w:pStyle w:val="000004"/>
         <w:keepNext w:val="1"/>
         <w:keepLines w:val="1"/>
         <w:spacing w:before="192" w:beforeAutospacing="1" w:after="144" w:afterAutospacing="1" w:line="336"/>
@@ -13707,7 +13770,7 @@
     </w:p>
     <w:p>
       <w:pPr>
-        <w:pStyle w:val="000004"/>
+        <w:pStyle w:val="000003"/>
         <w:keepNext w:val="1"/>
         <w:keepLines w:val="1"/>
         <w:spacing w:before="192" w:beforeAutospacing="1" w:after="96" w:afterAutospacing="1" w:line="336"/>
@@ -13715,7 +13778,7 @@
         <w:jc w:val="left"/>
         <w:outlineLvl w:val="3"/>
         <w:rPr>
-          <w:color w:val="1a3e6f"/>
+          <w:color w:val="000000"/>
           <w:sz w:val="28"/>
           <w:szCs w:val="28"/>
         </w:rPr>
@@ -13724,7 +13787,7 @@
         <w:rPr>
           <w:rFonts w:hint="eastAsia" w:ascii="黑体" w:hAnsi="黑体" w:eastAsia="黑体" w:cs="黑体"/>
           <w:b w:val="1"/>
-          <w:color w:val="1a3e6f"/>
+          <w:color w:val="000000"/>
           <w:sz w:val="24"/>
         </w:rPr>
         <w:t>1. 样本构造</w:t>
@@ -13767,7 +13830,7 @@
     </w:p>
     <w:p>
       <w:pPr>
-        <w:pStyle w:val="000004"/>
+        <w:pStyle w:val="000003"/>
         <w:keepNext w:val="1"/>
         <w:keepLines w:val="1"/>
         <w:spacing w:before="192" w:beforeAutospacing="1" w:after="96" w:afterAutospacing="1" w:line="336"/>
@@ -13775,7 +13838,7 @@
         <w:jc w:val="left"/>
         <w:outlineLvl w:val="3"/>
         <w:rPr>
-          <w:color w:val="1a3e6f"/>
+          <w:color w:val="000000"/>
           <w:sz w:val="28"/>
           <w:szCs w:val="28"/>
         </w:rPr>
@@ -13784,7 +13847,7 @@
         <w:rPr>
           <w:rFonts w:hint="eastAsia" w:ascii="黑体" w:hAnsi="黑体" w:eastAsia="黑体" w:cs="黑体"/>
           <w:b w:val="1"/>
-          <w:color w:val="1a3e6f"/>
+          <w:color w:val="000000"/>
           <w:sz w:val="24"/>
         </w:rPr>
         <w:t>2. 特征设计</w:t>
@@ -13858,7 +13921,7 @@
             </w:pPr>
             <w:r>
               <w:rPr>
-                <w:rFonts w:hint="eastAsia" w:ascii="黑体" w:hAnsi="黑体" w:eastAsia="黑体" w:cs="黑体"/>
+                <w:rFonts w:hint="eastAsia" w:ascii="SimSun" w:hAnsi="SimSun" w:eastAsia="SimSun" w:cs="SimSun"/>
                 <w:b w:val="1"/>
                 <w:color w:val="1a3e6f"/>
                 <w:sz w:val="20"/>
@@ -13896,7 +13959,7 @@
             </w:pPr>
             <w:r>
               <w:rPr>
-                <w:rFonts w:hint="eastAsia" w:ascii="黑体" w:hAnsi="黑体" w:eastAsia="黑体" w:cs="黑体"/>
+                <w:rFonts w:hint="eastAsia" w:ascii="SimSun" w:hAnsi="SimSun" w:eastAsia="SimSun" w:cs="SimSun"/>
                 <w:b w:val="1"/>
                 <w:color w:val="1a3e6f"/>
                 <w:sz w:val="20"/>
@@ -13934,7 +13997,7 @@
             </w:pPr>
             <w:r>
               <w:rPr>
-                <w:rFonts w:hint="eastAsia" w:ascii="黑体" w:hAnsi="黑体" w:eastAsia="黑体" w:cs="黑体"/>
+                <w:rFonts w:hint="eastAsia" w:ascii="SimSun" w:hAnsi="SimSun" w:eastAsia="SimSun" w:cs="SimSun"/>
                 <w:b w:val="1"/>
                 <w:color w:val="1a3e6f"/>
                 <w:sz w:val="20"/>
@@ -14659,7 +14722,7 @@
     </w:tbl>
     <w:p>
       <w:pPr>
-        <w:pStyle w:val="000004"/>
+        <w:pStyle w:val="000003"/>
         <w:keepNext w:val="1"/>
         <w:keepLines w:val="1"/>
         <w:spacing w:before="192" w:beforeAutospacing="1" w:after="96" w:afterAutospacing="1" w:line="336"/>
@@ -14667,7 +14730,7 @@
         <w:jc w:val="left"/>
         <w:outlineLvl w:val="3"/>
         <w:rPr>
-          <w:color w:val="1a3e6f"/>
+          <w:color w:val="000000"/>
           <w:sz w:val="28"/>
           <w:szCs w:val="28"/>
         </w:rPr>
@@ -14676,7 +14739,7 @@
         <w:rPr>
           <w:rFonts w:hint="eastAsia" w:ascii="黑体" w:hAnsi="黑体" w:eastAsia="黑体" w:cs="黑体"/>
           <w:b w:val="1"/>
-          <w:color w:val="1a3e6f"/>
+          <w:color w:val="000000"/>
           <w:sz w:val="24"/>
         </w:rPr>
         <w:t>3. 训练集与测试集切分</w:t>
@@ -14735,7 +14798,7 @@
     </w:p>
     <w:p>
       <w:pPr>
-        <w:pStyle w:val="000004"/>
+        <w:pStyle w:val="000003"/>
         <w:keepNext w:val="1"/>
         <w:keepLines w:val="1"/>
         <w:spacing w:before="192" w:beforeAutospacing="1" w:after="96" w:afterAutospacing="1" w:line="336"/>
@@ -14743,7 +14806,7 @@
         <w:jc w:val="left"/>
         <w:outlineLvl w:val="3"/>
         <w:rPr>
-          <w:color w:val="1a3e6f"/>
+          <w:color w:val="000000"/>
           <w:sz w:val="28"/>
           <w:szCs w:val="28"/>
         </w:rPr>
@@ -14752,7 +14815,7 @@
         <w:rPr>
           <w:rFonts w:hint="eastAsia" w:ascii="黑体" w:hAnsi="黑体" w:eastAsia="黑体" w:cs="黑体"/>
           <w:b w:val="1"/>
-          <w:color w:val="1a3e6f"/>
+          <w:color w:val="000000"/>
           <w:sz w:val="24"/>
         </w:rPr>
         <w:t>4. 模型与评价</w:t>
@@ -14935,7 +14998,7 @@
             </w:pPr>
             <w:r>
               <w:rPr>
-                <w:rFonts w:hint="eastAsia" w:ascii="黑体" w:hAnsi="黑体" w:eastAsia="黑体" w:cs="黑体"/>
+                <w:rFonts w:hint="eastAsia" w:ascii="SimSun" w:hAnsi="SimSun" w:eastAsia="SimSun" w:cs="SimSun"/>
                 <w:b w:val="1"/>
                 <w:color w:val="1a3e6f"/>
                 <w:sz w:val="20"/>
@@ -14973,7 +15036,7 @@
             </w:pPr>
             <w:r>
               <w:rPr>
-                <w:rFonts w:ascii="黑体" w:hAnsi="黑体" w:eastAsia="黑体" w:cs="黑体"/>
+                <w:rFonts w:ascii="SimSun" w:hAnsi="SimSun" w:eastAsia="SimSun" w:cs="SimSun"/>
                 <w:b w:val="1"/>
                 <w:color w:val="1a3e6f"/>
                 <w:sz w:val="20"/>
@@ -15011,7 +15074,7 @@
             </w:pPr>
             <w:r>
               <w:rPr>
-                <w:rFonts w:ascii="黑体" w:hAnsi="黑体" w:eastAsia="黑体" w:cs="黑体"/>
+                <w:rFonts w:ascii="SimSun" w:hAnsi="SimSun" w:eastAsia="SimSun" w:cs="SimSun"/>
                 <w:b w:val="1"/>
                 <w:color w:val="1a3e6f"/>
                 <w:sz w:val="20"/>
@@ -15049,7 +15112,7 @@
             </w:pPr>
             <w:r>
               <w:rPr>
-                <w:rFonts w:ascii="黑体" w:hAnsi="黑体" w:eastAsia="黑体" w:cs="黑体"/>
+                <w:rFonts w:ascii="SimSun" w:hAnsi="SimSun" w:eastAsia="SimSun" w:cs="SimSun"/>
                 <w:b w:val="1"/>
                 <w:color w:val="1a3e6f"/>
                 <w:sz w:val="20"/>
@@ -15576,7 +15639,7 @@
             </w:pPr>
             <w:r>
               <w:rPr>
-                <w:rFonts w:hint="eastAsia" w:ascii="黑体" w:hAnsi="黑体" w:eastAsia="黑体" w:cs="黑体"/>
+                <w:rFonts w:hint="eastAsia" w:ascii="SimSun" w:hAnsi="SimSun" w:eastAsia="SimSun" w:cs="SimSun"/>
                 <w:b w:val="1"/>
                 <w:color w:val="1a3e6f"/>
                 <w:sz w:val="20"/>
@@ -15614,7 +15677,7 @@
             </w:pPr>
             <w:r>
               <w:rPr>
-                <w:rFonts w:hint="eastAsia" w:ascii="黑体" w:hAnsi="黑体" w:eastAsia="黑体" w:cs="黑体"/>
+                <w:rFonts w:hint="eastAsia" w:ascii="SimSun" w:hAnsi="SimSun" w:eastAsia="SimSun" w:cs="SimSun"/>
                 <w:b w:val="1"/>
                 <w:color w:val="1a3e6f"/>
                 <w:sz w:val="20"/>
@@ -16079,6 +16142,1103 @@
     </w:tbl>
     <w:p>
       <w:pPr>
+        <w:pStyle w:val="000004"/>
+        <w:keepNext w:val="1"/>
+        <w:keepLines w:val="1"/>
+        <w:spacing w:before="192" w:beforeAutospacing="1" w:after="144" w:afterAutospacing="1" w:line="336"/>
+        <w:ind w:left="0" w:right="0"/>
+        <w:jc w:val="left"/>
+        <w:outlineLvl w:val="2"/>
+        <w:rPr>
+          <w:color w:val="1a3e6f"/>
+          <w:sz w:val="32"/>
+          <w:szCs w:val="32"/>
+        </w:rPr>
+      </w:pPr>
+      <w:bookmarkStart w:id="24" w:name="section-6-5"/>
+      <w:r>
+        <w:rPr>
+          <w:rFonts w:hint="eastAsia" w:ascii="黑体" w:hAnsi="黑体" w:eastAsia="黑体" w:cs="黑体"/>
+          <w:b w:val="1"/>
+          <w:color w:val="1a3e6f"/>
+          <w:sz w:val="24"/>
+        </w:rPr>
+        <w:t>（五）三套模型的层级定位与互证</w:t>
+      </w:r>
+      <w:bookmarkEnd w:id="24"/>
+    </w:p>
+    <w:p>
+      <w:pPr>
+        <w:spacing w:before="0" w:after="144" w:line="384"/>
+        <w:ind w:left="0" w:right="0" w:firstLine="480"/>
+        <w:jc w:val="both"/>
+        <w:rPr>
+          <w:color w:val="000000"/>
+        </w:rPr>
+      </w:pPr>
+      <w:r>
+        <w:rPr>
+          <w:rFonts w:hint="eastAsia" w:ascii="SimSun" w:hAnsi="SimSun" w:eastAsia="SimSun" w:cs="SimSun"/>
+          <w:color w:val="000000"/>
+          <w:sz w:val="24"/>
+        </w:rPr>
+        <w:t>除上述模型外，项目组另两名成员各自建立了独立的预测模型。三套模型并非同一问题的三种解法，而是分别面向三个不同层级的问题。</w:t>
+      </w:r>
+    </w:p>
+    <w:p>
+      <w:pPr>
+        <w:spacing w:before="0" w:after="0" w:line="384"/>
+        <w:ind w:left="0" w:right="0"/>
+        <w:jc w:val="center"/>
+        <w:rPr>
+          <w:color w:val="000000"/>
+        </w:rPr>
+      </w:pPr>
+      <w:r>
+        <w:rPr>
+          <w:rFonts w:hint="eastAsia"/>
+          <w:color w:val="888888"/>
+          <w:sz w:val="18"/>
+        </w:rPr>
+        <w:t>表 6-7　三套模型的层级对照</w:t>
+      </w:r>
+    </w:p>
+    <w:tbl>
+      <w:tblPr>
+        <w:tblW w:w="8306" w:type="dxa"/>
+        <w:shd w:color="000000"/>
+        <w:tblLayout w:type="autofit"/>
+        <w:tblCellMar>
+          <w:top w:w="0" w:type="dxa"/>
+          <w:left w:w="0" w:type="dxa"/>
+          <w:bottom w:w="0" w:type="dxa"/>
+          <w:right w:w="0" w:type="dxa"/>
+        </w:tblCellMar>
+      </w:tblPr>
+      <w:tblGrid>
+        <w:gridCol w:w="1186"/>
+        <w:gridCol w:w="1186"/>
+        <w:gridCol w:w="1186"/>
+        <w:gridCol w:w="1186"/>
+        <w:gridCol w:w="1186"/>
+        <w:gridCol w:w="1186"/>
+        <w:gridCol w:w="1186"/>
+      </w:tblGrid>
+      <w:tr>
+        <w:trPr>
+          <w:tblHeader w:val="1"/>
+        </w:trPr>
+        <w:tc>
+          <w:tcPr>
+            <w:tcW w:w="1186" w:type="dxa"/>
+            <w:tcBorders>
+              <w:top w:val="single" w:color="1a3e6f" w:sz="12"/>
+              <w:left w:val="none" w:sz="8"/>
+              <w:bottom w:val="single" w:color="1a3e6f" w:sz="6"/>
+              <w:right w:val="none" w:sz="8"/>
+            </w:tcBorders>
+            <w:shd w:val="clear" w:fill="auto"/>
+            <w:tcMar>
+              <w:top w:w="84" w:type="dxa"/>
+              <w:left w:w="144" w:type="dxa"/>
+              <w:bottom w:w="84" w:type="dxa"/>
+              <w:right w:w="144" w:type="dxa"/>
+            </w:tcMar>
+            <w:vAlign w:val="center"/>
+          </w:tcPr>
+          <w:p>
+            <w:pPr>
+              <w:jc w:val="left"/>
+              <w:rPr>
+                <w:b w:val="1"/>
+                <w:bCs w:val="1"/>
+                <w:color w:val="1a3e6f"/>
+              </w:rPr>
+            </w:pPr>
+            <w:r>
+              <w:rPr>
+                <w:rFonts w:hint="eastAsia" w:ascii="SimSun" w:hAnsi="SimSun" w:eastAsia="SimSun" w:cs="SimSun"/>
+                <w:b w:val="1"/>
+                <w:color w:val="1a3e6f"/>
+                <w:sz w:val="20"/>
+              </w:rPr>
+              <w:t>模型</w:t>
+            </w:r>
+          </w:p>
+        </w:tc>
+        <w:tc>
+          <w:tcPr>
+            <w:tcW w:w="1186" w:type="dxa"/>
+            <w:tcBorders>
+              <w:top w:val="single" w:color="1a3e6f" w:sz="12"/>
+              <w:left w:val="none" w:sz="8"/>
+              <w:bottom w:val="single" w:color="1a3e6f" w:sz="6"/>
+              <w:right w:val="none" w:sz="8"/>
+            </w:tcBorders>
+            <w:shd w:val="clear" w:fill="auto"/>
+            <w:tcMar>
+              <w:top w:w="84" w:type="dxa"/>
+              <w:left w:w="144" w:type="dxa"/>
+              <w:bottom w:w="84" w:type="dxa"/>
+              <w:right w:w="144" w:type="dxa"/>
+            </w:tcMar>
+            <w:vAlign w:val="center"/>
+          </w:tcPr>
+          <w:p>
+            <w:pPr>
+              <w:jc w:val="left"/>
+              <w:rPr>
+                <w:b w:val="1"/>
+                <w:bCs w:val="1"/>
+                <w:color w:val="1a3e6f"/>
+              </w:rPr>
+            </w:pPr>
+            <w:r>
+              <w:rPr>
+                <w:rFonts w:hint="eastAsia" w:ascii="SimSun" w:hAnsi="SimSun" w:eastAsia="SimSun" w:cs="SimSun"/>
+                <w:b w:val="1"/>
+                <w:color w:val="1a3e6f"/>
+                <w:sz w:val="20"/>
+              </w:rPr>
+              <w:t>预测对象</w:t>
+            </w:r>
+          </w:p>
+        </w:tc>
+        <w:tc>
+          <w:tcPr>
+            <w:tcW w:w="1186" w:type="dxa"/>
+            <w:tcBorders>
+              <w:top w:val="single" w:color="1a3e6f" w:sz="12"/>
+              <w:left w:val="none" w:sz="8"/>
+              <w:bottom w:val="single" w:color="1a3e6f" w:sz="6"/>
+              <w:right w:val="none" w:sz="8"/>
+            </w:tcBorders>
+            <w:shd w:val="clear" w:fill="auto"/>
+            <w:tcMar>
+              <w:top w:w="84" w:type="dxa"/>
+              <w:left w:w="144" w:type="dxa"/>
+              <w:bottom w:w="84" w:type="dxa"/>
+              <w:right w:w="144" w:type="dxa"/>
+            </w:tcMar>
+            <w:vAlign w:val="center"/>
+          </w:tcPr>
+          <w:p>
+            <w:pPr>
+              <w:jc w:val="left"/>
+              <w:rPr>
+                <w:b w:val="1"/>
+                <w:bCs w:val="1"/>
+                <w:color w:val="1a3e6f"/>
+              </w:rPr>
+            </w:pPr>
+            <w:r>
+              <w:rPr>
+                <w:rFonts w:hint="eastAsia" w:ascii="SimSun" w:hAnsi="SimSun" w:eastAsia="SimSun" w:cs="SimSun"/>
+                <w:b w:val="1"/>
+                <w:color w:val="1a3e6f"/>
+                <w:sz w:val="20"/>
+              </w:rPr>
+              <w:t>样本规模</w:t>
+            </w:r>
+          </w:p>
+        </w:tc>
+        <w:tc>
+          <w:tcPr>
+            <w:tcW w:w="1186" w:type="dxa"/>
+            <w:tcBorders>
+              <w:top w:val="single" w:color="1a3e6f" w:sz="12"/>
+              <w:left w:val="none" w:sz="8"/>
+              <w:bottom w:val="single" w:color="1a3e6f" w:sz="6"/>
+              <w:right w:val="none" w:sz="8"/>
+            </w:tcBorders>
+            <w:shd w:val="clear" w:fill="auto"/>
+            <w:tcMar>
+              <w:top w:w="84" w:type="dxa"/>
+              <w:left w:w="144" w:type="dxa"/>
+              <w:bottom w:w="84" w:type="dxa"/>
+              <w:right w:w="144" w:type="dxa"/>
+            </w:tcMar>
+            <w:vAlign w:val="center"/>
+          </w:tcPr>
+          <w:p>
+            <w:pPr>
+              <w:jc w:val="left"/>
+              <w:rPr>
+                <w:b w:val="1"/>
+                <w:bCs w:val="1"/>
+                <w:color w:val="1a3e6f"/>
+              </w:rPr>
+            </w:pPr>
+            <w:r>
+              <w:rPr>
+                <w:rFonts w:hint="eastAsia" w:ascii="SimSun" w:hAnsi="SimSun" w:eastAsia="SimSun" w:cs="SimSun"/>
+                <w:b w:val="1"/>
+                <w:color w:val="1a3e6f"/>
+                <w:sz w:val="20"/>
+              </w:rPr>
+              <w:t>方法</w:t>
+            </w:r>
+          </w:p>
+        </w:tc>
+        <w:tc>
+          <w:tcPr>
+            <w:tcW w:w="1186" w:type="dxa"/>
+            <w:tcBorders>
+              <w:top w:val="single" w:color="1a3e6f" w:sz="12"/>
+              <w:left w:val="none" w:sz="8"/>
+              <w:bottom w:val="single" w:color="1a3e6f" w:sz="6"/>
+              <w:right w:val="none" w:sz="8"/>
+            </w:tcBorders>
+            <w:shd w:val="clear" w:fill="auto"/>
+            <w:tcMar>
+              <w:top w:w="84" w:type="dxa"/>
+              <w:left w:w="144" w:type="dxa"/>
+              <w:bottom w:w="84" w:type="dxa"/>
+              <w:right w:w="144" w:type="dxa"/>
+            </w:tcMar>
+            <w:vAlign w:val="center"/>
+          </w:tcPr>
+          <w:p>
+            <w:pPr>
+              <w:jc w:val="left"/>
+              <w:rPr>
+                <w:b w:val="1"/>
+                <w:bCs w:val="1"/>
+                <w:color w:val="1a3e6f"/>
+              </w:rPr>
+            </w:pPr>
+            <w:r>
+              <w:rPr>
+                <w:rFonts w:hint="eastAsia" w:ascii="SimSun" w:hAnsi="SimSun" w:eastAsia="SimSun" w:cs="SimSun"/>
+                <w:b w:val="1"/>
+                <w:color w:val="1a3e6f"/>
+                <w:sz w:val="20"/>
+              </w:rPr>
+              <w:t>基线</w:t>
+            </w:r>
+          </w:p>
+        </w:tc>
+        <w:tc>
+          <w:tcPr>
+            <w:tcW w:w="1186" w:type="dxa"/>
+            <w:tcBorders>
+              <w:top w:val="single" w:color="1a3e6f" w:sz="12"/>
+              <w:left w:val="none" w:sz="8"/>
+              <w:bottom w:val="single" w:color="1a3e6f" w:sz="6"/>
+              <w:right w:val="none" w:sz="8"/>
+            </w:tcBorders>
+            <w:shd w:val="clear" w:fill="auto"/>
+            <w:tcMar>
+              <w:top w:w="84" w:type="dxa"/>
+              <w:left w:w="144" w:type="dxa"/>
+              <w:bottom w:w="84" w:type="dxa"/>
+              <w:right w:w="144" w:type="dxa"/>
+            </w:tcMar>
+            <w:vAlign w:val="center"/>
+          </w:tcPr>
+          <w:p>
+            <w:pPr>
+              <w:jc w:val="left"/>
+              <w:rPr>
+                <w:b w:val="1"/>
+                <w:bCs w:val="1"/>
+                <w:color w:val="1a3e6f"/>
+              </w:rPr>
+            </w:pPr>
+            <w:r>
+              <w:rPr>
+                <w:rFonts w:hint="eastAsia" w:ascii="SimSun" w:hAnsi="SimSun" w:eastAsia="SimSun" w:cs="SimSun"/>
+                <w:b w:val="1"/>
+                <w:color w:val="1a3e6f"/>
+                <w:sz w:val="20"/>
+              </w:rPr>
+              <w:t>相对基线改善</w:t>
+            </w:r>
+          </w:p>
+        </w:tc>
+        <w:tc>
+          <w:tcPr>
+            <w:tcW w:w="1186" w:type="dxa"/>
+            <w:tcBorders>
+              <w:top w:val="single" w:color="1a3e6f" w:sz="12"/>
+              <w:left w:val="none" w:sz="8"/>
+              <w:bottom w:val="single" w:color="1a3e6f" w:sz="6"/>
+              <w:right w:val="none" w:sz="8"/>
+            </w:tcBorders>
+            <w:shd w:val="clear" w:fill="auto"/>
+            <w:tcMar>
+              <w:top w:w="84" w:type="dxa"/>
+              <w:left w:w="144" w:type="dxa"/>
+              <w:bottom w:w="84" w:type="dxa"/>
+              <w:right w:w="144" w:type="dxa"/>
+            </w:tcMar>
+            <w:vAlign w:val="center"/>
+          </w:tcPr>
+          <w:p>
+            <w:pPr>
+              <w:jc w:val="left"/>
+              <w:rPr>
+                <w:b w:val="1"/>
+                <w:bCs w:val="1"/>
+                <w:color w:val="1a3e6f"/>
+              </w:rPr>
+            </w:pPr>
+            <w:r>
+              <w:rPr>
+                <w:rFonts w:hint="eastAsia" w:ascii="SimSun" w:hAnsi="SimSun" w:eastAsia="SimSun" w:cs="SimSun"/>
+                <w:b w:val="1"/>
+                <w:color w:val="1a3e6f"/>
+                <w:sz w:val="20"/>
+              </w:rPr>
+              <w:t>回答的问题</w:t>
+            </w:r>
+          </w:p>
+        </w:tc>
+      </w:tr>
+      <w:tr>
+        <w:trPr/>
+        <w:tc>
+          <w:tcPr>
+            <w:tcW w:w="1186" w:type="dxa"/>
+            <w:tcBorders>
+              <w:left w:val="none" w:sz="8"/>
+              <w:right w:val="none" w:sz="8"/>
+            </w:tcBorders>
+            <w:tcMar>
+              <w:top w:w="84" w:type="dxa"/>
+              <w:left w:w="144" w:type="dxa"/>
+              <w:bottom w:w="84" w:type="dxa"/>
+              <w:right w:w="144" w:type="dxa"/>
+            </w:tcMar>
+            <w:vAlign w:val="center"/>
+          </w:tcPr>
+          <w:p>
+            <w:pPr>
+              <w:jc w:val="left"/>
+              <w:rPr>
+                <w:color w:val="000000"/>
+              </w:rPr>
+            </w:pPr>
+            <w:r>
+              <w:rPr>
+                <w:rFonts w:hint="eastAsia" w:ascii="SimSun" w:hAnsi="SimSun" w:eastAsia="SimSun" w:cs="SimSun"/>
+                <w:color w:val="000000"/>
+                <w:sz w:val="20"/>
+              </w:rPr>
+              <w:t>B（城市级）</w:t>
+            </w:r>
+          </w:p>
+        </w:tc>
+        <w:tc>
+          <w:tcPr>
+            <w:tcW w:w="1186" w:type="dxa"/>
+            <w:tcBorders>
+              <w:left w:val="none" w:sz="8"/>
+              <w:right w:val="none" w:sz="8"/>
+            </w:tcBorders>
+            <w:tcMar>
+              <w:top w:w="84" w:type="dxa"/>
+              <w:left w:w="144" w:type="dxa"/>
+              <w:bottom w:w="84" w:type="dxa"/>
+              <w:right w:w="144" w:type="dxa"/>
+            </w:tcMar>
+            <w:vAlign w:val="center"/>
+          </w:tcPr>
+          <w:p>
+            <w:pPr>
+              <w:jc w:val="left"/>
+              <w:rPr>
+                <w:color w:val="000000"/>
+              </w:rPr>
+            </w:pPr>
+            <w:r>
+              <w:rPr>
+                <w:rFonts w:hint="eastAsia" w:ascii="SimSun" w:hAnsi="SimSun" w:eastAsia="SimSun" w:cs="SimSun"/>
+                <w:color w:val="000000"/>
+                <w:sz w:val="20"/>
+              </w:rPr>
+              <w:t>全市每小时出发量</w:t>
+            </w:r>
+          </w:p>
+        </w:tc>
+        <w:tc>
+          <w:tcPr>
+            <w:tcW w:w="1186" w:type="dxa"/>
+            <w:tcBorders>
+              <w:left w:val="none" w:sz="8"/>
+              <w:right w:val="none" w:sz="8"/>
+            </w:tcBorders>
+            <w:tcMar>
+              <w:top w:w="84" w:type="dxa"/>
+              <w:left w:w="144" w:type="dxa"/>
+              <w:bottom w:w="84" w:type="dxa"/>
+              <w:right w:w="144" w:type="dxa"/>
+            </w:tcMar>
+            <w:vAlign w:val="center"/>
+          </w:tcPr>
+          <w:p>
+            <w:pPr>
+              <w:jc w:val="left"/>
+              <w:rPr>
+                <w:color w:val="000000"/>
+              </w:rPr>
+            </w:pPr>
+            <w:r>
+              <w:rPr>
+                <w:rFonts w:hint="eastAsia" w:ascii="SimSun" w:hAnsi="SimSun" w:eastAsia="SimSun" w:cs="SimSun"/>
+                <w:color w:val="000000"/>
+                <w:sz w:val="20"/>
+              </w:rPr>
+              <w:t>576 个小时</w:t>
+            </w:r>
+          </w:p>
+        </w:tc>
+        <w:tc>
+          <w:tcPr>
+            <w:tcW w:w="1186" w:type="dxa"/>
+            <w:tcBorders>
+              <w:left w:val="none" w:sz="8"/>
+              <w:right w:val="none" w:sz="8"/>
+            </w:tcBorders>
+            <w:tcMar>
+              <w:top w:w="84" w:type="dxa"/>
+              <w:left w:w="144" w:type="dxa"/>
+              <w:bottom w:w="84" w:type="dxa"/>
+              <w:right w:w="144" w:type="dxa"/>
+            </w:tcMar>
+            <w:vAlign w:val="center"/>
+          </w:tcPr>
+          <w:p>
+            <w:pPr>
+              <w:jc w:val="left"/>
+              <w:rPr>
+                <w:color w:val="000000"/>
+              </w:rPr>
+            </w:pPr>
+            <w:r>
+              <w:rPr>
+                <w:rFonts w:hint="eastAsia" w:ascii="SimSun" w:hAnsi="SimSun" w:eastAsia="SimSun" w:cs="SimSun"/>
+                <w:color w:val="000000"/>
+                <w:sz w:val="20"/>
+              </w:rPr>
+              <w:t>随机森林（200 棵、深度 6）</w:t>
+            </w:r>
+          </w:p>
+        </w:tc>
+        <w:tc>
+          <w:tcPr>
+            <w:tcW w:w="1186" w:type="dxa"/>
+            <w:tcBorders>
+              <w:left w:val="none" w:sz="8"/>
+              <w:right w:val="none" w:sz="8"/>
+            </w:tcBorders>
+            <w:tcMar>
+              <w:top w:w="84" w:type="dxa"/>
+              <w:left w:w="144" w:type="dxa"/>
+              <w:bottom w:w="84" w:type="dxa"/>
+              <w:right w:w="144" w:type="dxa"/>
+            </w:tcMar>
+            <w:vAlign w:val="center"/>
+          </w:tcPr>
+          <w:p>
+            <w:pPr>
+              <w:jc w:val="left"/>
+              <w:rPr>
+                <w:color w:val="000000"/>
+              </w:rPr>
+            </w:pPr>
+            <w:r>
+              <w:rPr>
+                <w:rFonts w:hint="eastAsia" w:ascii="SimSun" w:hAnsi="SimSun" w:eastAsia="SimSun" w:cs="SimSun"/>
+                <w:color w:val="000000"/>
+                <w:sz w:val="20"/>
+              </w:rPr>
+              <w:t>昨日同小时</w:t>
+            </w:r>
+          </w:p>
+        </w:tc>
+        <w:tc>
+          <w:tcPr>
+            <w:tcW w:w="1186" w:type="dxa"/>
+            <w:tcBorders>
+              <w:left w:val="none" w:sz="8"/>
+              <w:right w:val="none" w:sz="8"/>
+            </w:tcBorders>
+            <w:tcMar>
+              <w:top w:w="84" w:type="dxa"/>
+              <w:left w:w="144" w:type="dxa"/>
+              <w:bottom w:w="84" w:type="dxa"/>
+              <w:right w:w="144" w:type="dxa"/>
+            </w:tcMar>
+            <w:vAlign w:val="center"/>
+          </w:tcPr>
+          <w:p>
+            <w:pPr>
+              <w:jc w:val="left"/>
+              <w:rPr>
+                <w:color w:val="000000"/>
+              </w:rPr>
+            </w:pPr>
+            <w:r>
+              <w:rPr>
+                <w:rFonts w:hint="eastAsia" w:ascii="SimSun" w:hAnsi="SimSun" w:eastAsia="SimSun" w:cs="SimSun"/>
+                <w:color w:val="000000"/>
+                <w:sz w:val="20"/>
+              </w:rPr>
+              <w:t>MAE 降低 40.06%</w:t>
+            </w:r>
+          </w:p>
+        </w:tc>
+        <w:tc>
+          <w:tcPr>
+            <w:tcW w:w="1186" w:type="dxa"/>
+            <w:tcBorders>
+              <w:left w:val="none" w:sz="8"/>
+              <w:right w:val="none" w:sz="8"/>
+            </w:tcBorders>
+            <w:tcMar>
+              <w:top w:w="84" w:type="dxa"/>
+              <w:left w:w="144" w:type="dxa"/>
+              <w:bottom w:w="84" w:type="dxa"/>
+              <w:right w:w="144" w:type="dxa"/>
+            </w:tcMar>
+            <w:vAlign w:val="center"/>
+          </w:tcPr>
+          <w:p>
+            <w:pPr>
+              <w:jc w:val="left"/>
+              <w:rPr>
+                <w:color w:val="000000"/>
+              </w:rPr>
+            </w:pPr>
+            <w:r>
+              <w:rPr>
+                <w:rFonts w:hint="eastAsia" w:ascii="SimSun" w:hAnsi="SimSun" w:eastAsia="SimSun" w:cs="SimSun"/>
+                <w:color w:val="000000"/>
+                <w:sz w:val="20"/>
+              </w:rPr>
+              <w:t>总量能否预测</w:t>
+            </w:r>
+          </w:p>
+        </w:tc>
+      </w:tr>
+      <w:tr>
+        <w:trPr/>
+        <w:tc>
+          <w:tcPr>
+            <w:tcW w:w="1186" w:type="dxa"/>
+            <w:tcBorders>
+              <w:left w:val="none" w:sz="8"/>
+              <w:right w:val="none" w:sz="8"/>
+            </w:tcBorders>
+            <w:tcMar>
+              <w:top w:w="84" w:type="dxa"/>
+              <w:left w:w="144" w:type="dxa"/>
+              <w:bottom w:w="84" w:type="dxa"/>
+              <w:right w:w="144" w:type="dxa"/>
+            </w:tcMar>
+            <w:vAlign w:val="center"/>
+          </w:tcPr>
+          <w:p>
+            <w:pPr>
+              <w:jc w:val="left"/>
+              <w:rPr>
+                <w:color w:val="000000"/>
+              </w:rPr>
+            </w:pPr>
+            <w:r>
+              <w:rPr>
+                <w:rFonts w:hint="eastAsia" w:ascii="SimSun" w:hAnsi="SimSun" w:eastAsia="SimSun" w:cs="SimSun"/>
+                <w:color w:val="000000"/>
+                <w:sz w:val="20"/>
+              </w:rPr>
+              <w:t>C（站点级）</w:t>
+            </w:r>
+          </w:p>
+        </w:tc>
+        <w:tc>
+          <w:tcPr>
+            <w:tcW w:w="1186" w:type="dxa"/>
+            <w:tcBorders>
+              <w:left w:val="none" w:sz="8"/>
+              <w:right w:val="none" w:sz="8"/>
+            </w:tcBorders>
+            <w:tcMar>
+              <w:top w:w="84" w:type="dxa"/>
+              <w:left w:w="144" w:type="dxa"/>
+              <w:bottom w:w="84" w:type="dxa"/>
+              <w:right w:w="144" w:type="dxa"/>
+            </w:tcMar>
+            <w:vAlign w:val="center"/>
+          </w:tcPr>
+          <w:p>
+            <w:pPr>
+              <w:jc w:val="left"/>
+              <w:rPr>
+                <w:color w:val="000000"/>
+              </w:rPr>
+            </w:pPr>
+            <w:r>
+              <w:rPr>
+                <w:rFonts w:hint="eastAsia" w:ascii="SimSun" w:hAnsi="SimSun" w:eastAsia="SimSun" w:cs="SimSun"/>
+                <w:color w:val="000000"/>
+                <w:sz w:val="20"/>
+              </w:rPr>
+              <w:t>20 个重点站的借出与归还</w:t>
+            </w:r>
+          </w:p>
+        </w:tc>
+        <w:tc>
+          <w:tcPr>
+            <w:tcW w:w="1186" w:type="dxa"/>
+            <w:tcBorders>
+              <w:left w:val="none" w:sz="8"/>
+              <w:right w:val="none" w:sz="8"/>
+            </w:tcBorders>
+            <w:tcMar>
+              <w:top w:w="84" w:type="dxa"/>
+              <w:left w:w="144" w:type="dxa"/>
+              <w:bottom w:w="84" w:type="dxa"/>
+              <w:right w:w="144" w:type="dxa"/>
+            </w:tcMar>
+            <w:vAlign w:val="center"/>
+          </w:tcPr>
+          <w:p>
+            <w:pPr>
+              <w:jc w:val="left"/>
+              <w:rPr>
+                <w:color w:val="000000"/>
+              </w:rPr>
+            </w:pPr>
+            <w:r>
+              <w:rPr>
+                <w:rFonts w:hint="eastAsia" w:ascii="SimSun" w:hAnsi="SimSun" w:eastAsia="SimSun" w:cs="SimSun"/>
+                <w:color w:val="000000"/>
+                <w:sz w:val="20"/>
+              </w:rPr>
+              <w:t>20 站 × 576 小时</w:t>
+            </w:r>
+          </w:p>
+        </w:tc>
+        <w:tc>
+          <w:tcPr>
+            <w:tcW w:w="1186" w:type="dxa"/>
+            <w:tcBorders>
+              <w:left w:val="none" w:sz="8"/>
+              <w:right w:val="none" w:sz="8"/>
+            </w:tcBorders>
+            <w:tcMar>
+              <w:top w:w="84" w:type="dxa"/>
+              <w:left w:w="144" w:type="dxa"/>
+              <w:bottom w:w="84" w:type="dxa"/>
+              <w:right w:w="144" w:type="dxa"/>
+            </w:tcMar>
+            <w:vAlign w:val="center"/>
+          </w:tcPr>
+          <w:p>
+            <w:pPr>
+              <w:jc w:val="left"/>
+              <w:rPr>
+                <w:color w:val="000000"/>
+              </w:rPr>
+            </w:pPr>
+            <w:r>
+              <w:rPr>
+                <w:rFonts w:hint="eastAsia" w:ascii="SimSun" w:hAnsi="SimSun" w:eastAsia="SimSun" w:cs="SimSun"/>
+                <w:color w:val="000000"/>
+                <w:sz w:val="20"/>
+              </w:rPr>
+              <w:t>Poisson 梯度提升</w:t>
+            </w:r>
+          </w:p>
+        </w:tc>
+        <w:tc>
+          <w:tcPr>
+            <w:tcW w:w="1186" w:type="dxa"/>
+            <w:tcBorders>
+              <w:left w:val="none" w:sz="8"/>
+              <w:right w:val="none" w:sz="8"/>
+            </w:tcBorders>
+            <w:tcMar>
+              <w:top w:w="84" w:type="dxa"/>
+              <w:left w:w="144" w:type="dxa"/>
+              <w:bottom w:w="84" w:type="dxa"/>
+              <w:right w:w="144" w:type="dxa"/>
+            </w:tcMar>
+            <w:vAlign w:val="center"/>
+          </w:tcPr>
+          <w:p>
+            <w:pPr>
+              <w:jc w:val="left"/>
+              <w:rPr>
+                <w:color w:val="000000"/>
+              </w:rPr>
+            </w:pPr>
+            <w:r>
+              <w:rPr>
+                <w:rFonts w:hint="eastAsia" w:ascii="SimSun" w:hAnsi="SimSun" w:eastAsia="SimSun" w:cs="SimSun"/>
+                <w:color w:val="000000"/>
+                <w:sz w:val="20"/>
+              </w:rPr>
+              <w:t>昨日同小时、历史均值</w:t>
+            </w:r>
+          </w:p>
+        </w:tc>
+        <w:tc>
+          <w:tcPr>
+            <w:tcW w:w="1186" w:type="dxa"/>
+            <w:tcBorders>
+              <w:left w:val="none" w:sz="8"/>
+              <w:right w:val="none" w:sz="8"/>
+            </w:tcBorders>
+            <w:tcMar>
+              <w:top w:w="84" w:type="dxa"/>
+              <w:left w:w="144" w:type="dxa"/>
+              <w:bottom w:w="84" w:type="dxa"/>
+              <w:right w:w="144" w:type="dxa"/>
+            </w:tcMar>
+            <w:vAlign w:val="center"/>
+          </w:tcPr>
+          <w:p>
+            <w:pPr>
+              <w:jc w:val="left"/>
+              <w:rPr>
+                <w:color w:val="000000"/>
+              </w:rPr>
+            </w:pPr>
+            <w:r>
+              <w:rPr>
+                <w:rFonts w:hint="eastAsia" w:ascii="SimSun" w:hAnsi="SimSun" w:eastAsia="SimSun" w:cs="SimSun"/>
+                <w:color w:val="000000"/>
+                <w:sz w:val="20"/>
+              </w:rPr>
+              <w:t>MAE 降低 31.1% / 28.5%</w:t>
+            </w:r>
+          </w:p>
+        </w:tc>
+        <w:tc>
+          <w:tcPr>
+            <w:tcW w:w="1186" w:type="dxa"/>
+            <w:tcBorders>
+              <w:left w:val="none" w:sz="8"/>
+              <w:right w:val="none" w:sz="8"/>
+            </w:tcBorders>
+            <w:tcMar>
+              <w:top w:w="84" w:type="dxa"/>
+              <w:left w:w="144" w:type="dxa"/>
+              <w:bottom w:w="84" w:type="dxa"/>
+              <w:right w:w="144" w:type="dxa"/>
+            </w:tcMar>
+            <w:vAlign w:val="center"/>
+          </w:tcPr>
+          <w:p>
+            <w:pPr>
+              <w:jc w:val="left"/>
+              <w:rPr>
+                <w:color w:val="000000"/>
+              </w:rPr>
+            </w:pPr>
+            <w:r>
+              <w:rPr>
+                <w:rFonts w:hint="eastAsia" w:ascii="SimSun" w:hAnsi="SimSun" w:eastAsia="SimSun" w:cs="SimSun"/>
+                <w:color w:val="000000"/>
+                <w:sz w:val="20"/>
+              </w:rPr>
+              <w:t>站点借还能否预测、把握多大</w:t>
+            </w:r>
+          </w:p>
+        </w:tc>
+      </w:tr>
+      <w:tr>
+        <w:trPr/>
+        <w:tc>
+          <w:tcPr>
+            <w:tcW w:w="1186" w:type="dxa"/>
+            <w:tcBorders>
+              <w:left w:val="none" w:sz="8"/>
+              <w:bottom w:val="single" w:color="1a3e6f" w:sz="12"/>
+              <w:right w:val="none" w:sz="8"/>
+            </w:tcBorders>
+            <w:tcMar>
+              <w:top w:w="84" w:type="dxa"/>
+              <w:left w:w="144" w:type="dxa"/>
+              <w:bottom w:w="84" w:type="dxa"/>
+              <w:right w:w="144" w:type="dxa"/>
+            </w:tcMar>
+            <w:vAlign w:val="center"/>
+          </w:tcPr>
+          <w:p>
+            <w:pPr>
+              <w:jc w:val="left"/>
+              <w:rPr>
+                <w:color w:val="000000"/>
+              </w:rPr>
+            </w:pPr>
+            <w:r>
+              <w:rPr>
+                <w:rFonts w:hint="eastAsia" w:ascii="SimSun" w:hAnsi="SimSun" w:eastAsia="SimSun" w:cs="SimSun"/>
+                <w:color w:val="000000"/>
+                <w:sz w:val="20"/>
+              </w:rPr>
+              <w:t>A（方法级）</w:t>
+            </w:r>
+          </w:p>
+        </w:tc>
+        <w:tc>
+          <w:tcPr>
+            <w:tcW w:w="1186" w:type="dxa"/>
+            <w:tcBorders>
+              <w:left w:val="none" w:sz="8"/>
+              <w:bottom w:val="single" w:color="1a3e6f" w:sz="12"/>
+              <w:right w:val="none" w:sz="8"/>
+            </w:tcBorders>
+            <w:tcMar>
+              <w:top w:w="84" w:type="dxa"/>
+              <w:left w:w="144" w:type="dxa"/>
+              <w:bottom w:w="84" w:type="dxa"/>
+              <w:right w:w="144" w:type="dxa"/>
+            </w:tcMar>
+            <w:vAlign w:val="center"/>
+          </w:tcPr>
+          <w:p>
+            <w:pPr>
+              <w:jc w:val="left"/>
+              <w:rPr>
+                <w:color w:val="000000"/>
+              </w:rPr>
+            </w:pPr>
+            <w:r>
+              <w:rPr>
+                <w:rFonts w:hint="eastAsia" w:ascii="SimSun" w:hAnsi="SimSun" w:eastAsia="SimSun" w:cs="SimSun"/>
+                <w:color w:val="000000"/>
+                <w:sz w:val="20"/>
+              </w:rPr>
+              <w:t>50 个重点站的每小时出发量</w:t>
+            </w:r>
+          </w:p>
+        </w:tc>
+        <w:tc>
+          <w:tcPr>
+            <w:tcW w:w="1186" w:type="dxa"/>
+            <w:tcBorders>
+              <w:left w:val="none" w:sz="8"/>
+              <w:bottom w:val="single" w:color="1a3e6f" w:sz="12"/>
+              <w:right w:val="none" w:sz="8"/>
+            </w:tcBorders>
+            <w:tcMar>
+              <w:top w:w="84" w:type="dxa"/>
+              <w:left w:w="144" w:type="dxa"/>
+              <w:bottom w:w="84" w:type="dxa"/>
+              <w:right w:w="144" w:type="dxa"/>
+            </w:tcMar>
+            <w:vAlign w:val="center"/>
+          </w:tcPr>
+          <w:p>
+            <w:pPr>
+              <w:jc w:val="left"/>
+              <w:rPr>
+                <w:color w:val="000000"/>
+              </w:rPr>
+            </w:pPr>
+            <w:r>
+              <w:rPr>
+                <w:rFonts w:hint="eastAsia" w:ascii="SimSun" w:hAnsi="SimSun" w:eastAsia="SimSun" w:cs="SimSun"/>
+                <w:color w:val="000000"/>
+                <w:sz w:val="20"/>
+              </w:rPr>
+              <w:t>50 站 × 744 小时</w:t>
+            </w:r>
+          </w:p>
+        </w:tc>
+        <w:tc>
+          <w:tcPr>
+            <w:tcW w:w="1186" w:type="dxa"/>
+            <w:tcBorders>
+              <w:left w:val="none" w:sz="8"/>
+              <w:bottom w:val="single" w:color="1a3e6f" w:sz="12"/>
+              <w:right w:val="none" w:sz="8"/>
+            </w:tcBorders>
+            <w:tcMar>
+              <w:top w:w="84" w:type="dxa"/>
+              <w:left w:w="144" w:type="dxa"/>
+              <w:bottom w:w="84" w:type="dxa"/>
+              <w:right w:w="144" w:type="dxa"/>
+            </w:tcMar>
+            <w:vAlign w:val="center"/>
+          </w:tcPr>
+          <w:p>
+            <w:pPr>
+              <w:jc w:val="left"/>
+              <w:rPr>
+                <w:color w:val="000000"/>
+              </w:rPr>
+            </w:pPr>
+            <w:r>
+              <w:rPr>
+                <w:rFonts w:hint="eastAsia" w:ascii="SimSun" w:hAnsi="SimSun" w:eastAsia="SimSun" w:cs="SimSun"/>
+                <w:color w:val="000000"/>
+                <w:sz w:val="20"/>
+              </w:rPr>
+              <w:t>均值 → 线性回归 → 随机森林对照</w:t>
+            </w:r>
+          </w:p>
+        </w:tc>
+        <w:tc>
+          <w:tcPr>
+            <w:tcW w:w="1186" w:type="dxa"/>
+            <w:tcBorders>
+              <w:left w:val="none" w:sz="8"/>
+              <w:bottom w:val="single" w:color="1a3e6f" w:sz="12"/>
+              <w:right w:val="none" w:sz="8"/>
+            </w:tcBorders>
+            <w:tcMar>
+              <w:top w:w="84" w:type="dxa"/>
+              <w:left w:w="144" w:type="dxa"/>
+              <w:bottom w:w="84" w:type="dxa"/>
+              <w:right w:w="144" w:type="dxa"/>
+            </w:tcMar>
+            <w:vAlign w:val="center"/>
+          </w:tcPr>
+          <w:p>
+            <w:pPr>
+              <w:jc w:val="left"/>
+              <w:rPr>
+                <w:color w:val="000000"/>
+              </w:rPr>
+            </w:pPr>
+            <w:r>
+              <w:rPr>
+                <w:rFonts w:hint="eastAsia" w:ascii="SimSun" w:hAnsi="SimSun" w:eastAsia="SimSun" w:cs="SimSun"/>
+                <w:color w:val="000000"/>
+                <w:sz w:val="20"/>
+              </w:rPr>
+              <w:t>训练集均值</w:t>
+            </w:r>
+          </w:p>
+        </w:tc>
+        <w:tc>
+          <w:tcPr>
+            <w:tcW w:w="1186" w:type="dxa"/>
+            <w:tcBorders>
+              <w:left w:val="none" w:sz="8"/>
+              <w:bottom w:val="single" w:color="1a3e6f" w:sz="12"/>
+              <w:right w:val="none" w:sz="8"/>
+            </w:tcBorders>
+            <w:tcMar>
+              <w:top w:w="84" w:type="dxa"/>
+              <w:left w:w="144" w:type="dxa"/>
+              <w:bottom w:w="84" w:type="dxa"/>
+              <w:right w:w="144" w:type="dxa"/>
+            </w:tcMar>
+            <w:vAlign w:val="center"/>
+          </w:tcPr>
+          <w:p>
+            <w:pPr>
+              <w:jc w:val="left"/>
+              <w:rPr>
+                <w:color w:val="000000"/>
+              </w:rPr>
+            </w:pPr>
+            <w:r>
+              <w:rPr>
+                <w:rFonts w:hint="eastAsia" w:ascii="SimSun" w:hAnsi="SimSun" w:eastAsia="SimSun" w:cs="SimSun"/>
+                <w:color w:val="000000"/>
+                <w:sz w:val="20"/>
+              </w:rPr>
+              <w:t>MAE 降低 29.1%</w:t>
+            </w:r>
+          </w:p>
+        </w:tc>
+        <w:tc>
+          <w:tcPr>
+            <w:tcW w:w="1186" w:type="dxa"/>
+            <w:tcBorders>
+              <w:left w:val="none" w:sz="8"/>
+              <w:bottom w:val="single" w:color="1a3e6f" w:sz="12"/>
+              <w:right w:val="none" w:sz="8"/>
+            </w:tcBorders>
+            <w:tcMar>
+              <w:top w:w="84" w:type="dxa"/>
+              <w:left w:w="144" w:type="dxa"/>
+              <w:bottom w:w="84" w:type="dxa"/>
+              <w:right w:w="144" w:type="dxa"/>
+            </w:tcMar>
+            <w:vAlign w:val="center"/>
+          </w:tcPr>
+          <w:p>
+            <w:pPr>
+              <w:jc w:val="left"/>
+              <w:rPr>
+                <w:color w:val="000000"/>
+              </w:rPr>
+            </w:pPr>
+            <w:r>
+              <w:rPr>
+                <w:rFonts w:hint="eastAsia" w:ascii="SimSun" w:hAnsi="SimSun" w:eastAsia="SimSun" w:cs="SimSun"/>
+                <w:color w:val="000000"/>
+                <w:sz w:val="20"/>
+              </w:rPr>
+              <w:t>模型复杂度是否值得</w:t>
+            </w:r>
+          </w:p>
+        </w:tc>
+      </w:tr>
+    </w:tbl>
+    <w:p>
+      <w:pPr>
+        <w:spacing w:before="0" w:after="144" w:line="384"/>
+        <w:ind w:left="0" w:right="0" w:firstLine="480"/>
+        <w:jc w:val="both"/>
+        <w:rPr>
+          <w:color w:val="000000"/>
+        </w:rPr>
+      </w:pPr>
+      <w:r>
+        <w:rPr>
+          <w:rFonts w:hint="eastAsia" w:ascii="SimSun" w:hAnsi="SimSun" w:eastAsia="SimSun" w:cs="SimSun"/>
+          <w:color w:val="000000"/>
+          <w:sz w:val="24"/>
+        </w:rPr>
+        <w:t>三套模型的样本、预测单位、时间切分方式与基线定义均不相同，因此其误差数值不能直接横向比较。可以比较的是结论的方向：三套模型都战胜了各自的基线；双峰形态、潮汐现象、高峰时段难以预测这三个特征，在三套独立编写的代码中全部复现。项目组将这一结果称为</w:t>
+      </w:r>
+      <w:r>
+        <w:rPr>
+          <w:rFonts w:hint="eastAsia" w:ascii="SimSun" w:hAnsi="SimSun" w:eastAsia="SimSun" w:cs="SimSun"/>
+          <w:b w:val="1"/>
+          <w:color w:val="000000"/>
+          <w:sz w:val="24"/>
+        </w:rPr>
+        <w:t>多尺度互证</w:t>
+      </w:r>
+      <w:r>
+        <w:rPr>
+          <w:rFonts w:hint="eastAsia" w:ascii="SimSun" w:hAnsi="SimSun" w:eastAsia="SimSun" w:cs="SimSun"/>
+          <w:color w:val="000000"/>
+          <w:sz w:val="24"/>
+        </w:rPr>
+        <w:t>——城市级刻画整体节律，站点级刻画具体机制，方法级检验复杂度的实际价值，三者指向同一结论。</w:t>
+      </w:r>
+    </w:p>
+    <w:p>
+      <w:pPr>
+        <w:spacing w:before="0" w:after="144" w:line="384"/>
+        <w:ind w:left="0" w:right="0" w:firstLine="480"/>
+        <w:jc w:val="both"/>
+        <w:rPr>
+          <w:color w:val="000000"/>
+        </w:rPr>
+      </w:pPr>
+      <w:r>
+        <w:rPr>
+          <w:rFonts w:hint="eastAsia" w:ascii="SimSun" w:hAnsi="SimSun" w:eastAsia="SimSun" w:cs="SimSun"/>
+          <w:color w:val="000000"/>
+          <w:sz w:val="24"/>
+        </w:rPr>
+        <w:t>需要说明的是，A 模型刻意未引入滞后特征（如前几小时、昨日同小时的实际值），目的是将特征压缩到最简，使"从线性回归换到随机森林仅多得 1.39%（RMSE 口径）"这一差距能够干净地归因于模型复杂度本身。C 模型的高 R²（0.592 / 0.602）则由层次化滞后特征与双目标信息换取。因此两者精度差异并非能力强弱的体现，而是设计目标的差异：一个追求归因，一个追求精度。</w:t>
+      </w:r>
+    </w:p>
+    <w:p>
+      <w:pPr>
         <w:pStyle w:val="000006"/>
         <w:keepNext w:val="1"/>
         <w:keepLines w:val="1"/>
@@ -16122,7 +17282,7 @@
     </w:p>
     <w:p>
       <w:pPr>
-        <w:pStyle w:val="000005"/>
+        <w:pStyle w:val="000004"/>
         <w:keepNext w:val="1"/>
         <w:keepLines w:val="1"/>
         <w:spacing w:before="192" w:beforeAutospacing="1" w:after="144" w:afterAutospacing="1" w:line="336"/>
@@ -16135,7 +17295,7 @@
           <w:szCs w:val="32"/>
         </w:rPr>
       </w:pPr>
-      <w:bookmarkStart w:id="24" w:name="section-7-1"/>
+      <w:bookmarkStart w:id="25" w:name="section-7-1"/>
       <w:r>
         <w:rPr>
           <w:rFonts w:hint="eastAsia" w:ascii="黑体" w:hAnsi="黑体" w:eastAsia="黑体" w:cs="黑体"/>
@@ -16145,7 +17305,7 @@
         </w:rPr>
         <w:t>（一）主要发现</w:t>
       </w:r>
-      <w:bookmarkEnd w:id="24"/>
+      <w:bookmarkEnd w:id="25"/>
     </w:p>
     <w:p>
       <w:pPr>
@@ -16387,7 +17547,7 @@
     </w:p>
     <w:p>
       <w:pPr>
-        <w:pStyle w:val="000005"/>
+        <w:pStyle w:val="000004"/>
         <w:keepNext w:val="1"/>
         <w:keepLines w:val="1"/>
         <w:spacing w:before="192" w:beforeAutospacing="1" w:after="144" w:afterAutospacing="1" w:line="336"/>
@@ -16400,7 +17560,7 @@
           <w:szCs w:val="32"/>
         </w:rPr>
       </w:pPr>
-      <w:bookmarkStart w:id="25" w:name="section-7-2"/>
+      <w:bookmarkStart w:id="26" w:name="section-7-2"/>
       <w:r>
         <w:rPr>
           <w:rFonts w:hint="eastAsia" w:ascii="黑体" w:hAnsi="黑体" w:eastAsia="黑体" w:cs="黑体"/>
@@ -16410,7 +17570,7 @@
         </w:rPr>
         <w:t>（二）调度优化建议</w:t>
       </w:r>
-      <w:bookmarkEnd w:id="25"/>
+      <w:bookmarkEnd w:id="26"/>
     </w:p>
     <w:p>
       <w:pPr>
@@ -16495,7 +17655,7 @@
     </w:p>
     <w:p>
       <w:pPr>
-        <w:pStyle w:val="000005"/>
+        <w:pStyle w:val="000004"/>
         <w:keepNext w:val="1"/>
         <w:keepLines w:val="1"/>
         <w:spacing w:before="192" w:beforeAutospacing="1" w:after="144" w:afterAutospacing="1" w:line="336"/>
@@ -16508,7 +17668,7 @@
           <w:szCs w:val="32"/>
         </w:rPr>
       </w:pPr>
-      <w:bookmarkStart w:id="26" w:name="section-7-3"/>
+      <w:bookmarkStart w:id="27" w:name="section-7-3"/>
       <w:r>
         <w:rPr>
           <w:rFonts w:hint="eastAsia" w:ascii="黑体" w:hAnsi="黑体" w:eastAsia="黑体" w:cs="黑体"/>
@@ -16518,7 +17678,7 @@
         </w:rPr>
         <w:t>（三）局限与改进方向</w:t>
       </w:r>
-      <w:bookmarkEnd w:id="26"/>
+      <w:bookmarkEnd w:id="27"/>
     </w:p>
     <w:p>
       <w:pPr>
@@ -16701,7 +17861,7 @@
     </w:p>
     <w:p>
       <w:pPr>
-        <w:pStyle w:val="000005"/>
+        <w:pStyle w:val="000004"/>
         <w:keepNext w:val="1"/>
         <w:keepLines w:val="1"/>
         <w:spacing w:before="192" w:beforeAutospacing="1" w:after="144" w:afterAutospacing="1" w:line="336"/>
@@ -16714,7 +17874,7 @@
           <w:szCs w:val="32"/>
         </w:rPr>
       </w:pPr>
-      <w:bookmarkStart w:id="27" w:name="section-8-1"/>
+      <w:bookmarkStart w:id="28" w:name="section-8-1"/>
       <w:r>
         <w:rPr>
           <w:rFonts w:hint="eastAsia" w:ascii="黑体" w:hAnsi="黑体" w:eastAsia="黑体" w:cs="黑体"/>
@@ -16724,7 +17884,7 @@
         </w:rPr>
         <w:t>（一）分工说明</w:t>
       </w:r>
-      <w:bookmarkEnd w:id="27"/>
+      <w:bookmarkEnd w:id="28"/>
     </w:p>
     <w:p>
       <w:pPr>
@@ -16741,7 +17901,7 @@
           <w:color w:val="000000"/>
           <w:sz w:val="24"/>
         </w:rPr>
-        <w:t>本项目采用"三人各自独立完成全流程 → 交叉验证 → 汇总定稿"的协作方式。每名成员独立实现数据清洗到建模的完整链路，最终以交叉验证一致的结论形成本报告。</w:t>
+        <w:t>本项目采用三人独立分析、交叉复核的协作方式：三人各自独立完成从数据清洗、时空分析到建模评估的全流程，在此基础上各有侧重——杨佳伟负责制定全组统一的数据处理标准与口径，完成站点供需失衡量化与潮汐检验，并以"同一组特征比三种模型"的对照实验检验模型复杂度的实际价值，同时承担基础流程整合、仓库搭建与报告统稿；张熙正侧重城市级时间节律分析与潮汐站点的逐日稳定性检验，并完成全市小时需求预测及误差按时段拆解；尹泽宇侧重站点供需失衡的指标定义（区分"热度"与"净流量"）、20 个重点站借出与归还的分目标预测，以及模型优化评估（特征消融、预测区间覆盖与误差诊断）。最后由组长汇总三套结果，形成分时段、分站点的检查与调度建议。</w:t>
       </w:r>
     </w:p>
     <w:p>
@@ -16814,7 +17974,7 @@
             </w:pPr>
             <w:r>
               <w:rPr>
-                <w:rFonts w:hint="eastAsia" w:ascii="黑体" w:hAnsi="黑体" w:eastAsia="黑体" w:cs="黑体"/>
+                <w:rFonts w:hint="eastAsia" w:ascii="SimSun" w:hAnsi="SimSun" w:eastAsia="SimSun" w:cs="SimSun"/>
                 <w:b w:val="1"/>
                 <w:color w:val="1a3e6f"/>
                 <w:sz w:val="20"/>
@@ -16852,7 +18012,7 @@
             </w:pPr>
             <w:r>
               <w:rPr>
-                <w:rFonts w:ascii="黑体" w:hAnsi="黑体" w:eastAsia="黑体" w:cs="黑体"/>
+                <w:rFonts w:ascii="SimSun" w:hAnsi="SimSun" w:eastAsia="SimSun" w:cs="SimSun"/>
                 <w:b w:val="1"/>
                 <w:color w:val="1a3e6f"/>
                 <w:sz w:val="20"/>
@@ -16890,7 +18050,7 @@
             </w:pPr>
             <w:r>
               <w:rPr>
-                <w:rFonts w:hint="eastAsia" w:ascii="黑体" w:hAnsi="黑体" w:eastAsia="黑体" w:cs="黑体"/>
+                <w:rFonts w:hint="eastAsia" w:ascii="SimSun" w:hAnsi="SimSun" w:eastAsia="SimSun" w:cs="SimSun"/>
                 <w:b w:val="1"/>
                 <w:color w:val="1a3e6f"/>
                 <w:sz w:val="20"/>
@@ -16928,7 +18088,7 @@
             </w:pPr>
             <w:r>
               <w:rPr>
-                <w:rFonts w:hint="eastAsia" w:ascii="黑体" w:hAnsi="黑体" w:eastAsia="黑体" w:cs="黑体"/>
+                <w:rFonts w:hint="eastAsia" w:ascii="SimSun" w:hAnsi="SimSun" w:eastAsia="SimSun" w:cs="SimSun"/>
                 <w:b w:val="1"/>
                 <w:color w:val="1a3e6f"/>
                 <w:sz w:val="20"/>
@@ -16966,7 +18126,7 @@
             </w:pPr>
             <w:r>
               <w:rPr>
-                <w:rFonts w:hint="eastAsia" w:ascii="黑体" w:hAnsi="黑体" w:eastAsia="黑体" w:cs="黑体"/>
+                <w:rFonts w:hint="eastAsia" w:ascii="SimSun" w:hAnsi="SimSun" w:eastAsia="SimSun" w:cs="SimSun"/>
                 <w:b w:val="1"/>
                 <w:color w:val="1a3e6f"/>
                 <w:sz w:val="20"/>
@@ -17473,7 +18633,7 @@
     </w:tbl>
     <w:p>
       <w:pPr>
-        <w:pStyle w:val="000005"/>
+        <w:pStyle w:val="000004"/>
         <w:keepNext w:val="1"/>
         <w:keepLines w:val="1"/>
         <w:spacing w:before="192" w:beforeAutospacing="1" w:after="144" w:afterAutospacing="1" w:line="336"/>
@@ -17486,7 +18646,7 @@
           <w:szCs w:val="32"/>
         </w:rPr>
       </w:pPr>
-      <w:bookmarkStart w:id="28" w:name="section-8-2"/>
+      <w:bookmarkStart w:id="29" w:name="section-8-2"/>
       <w:r>
         <w:rPr>
           <w:rFonts w:hint="eastAsia" w:ascii="黑体" w:hAnsi="黑体" w:eastAsia="黑体" w:cs="黑体"/>
@@ -17496,7 +18656,7 @@
         </w:rPr>
         <w:t>（二）个人承担说明</w:t>
       </w:r>
-      <w:bookmarkEnd w:id="28"/>
+      <w:bookmarkEnd w:id="29"/>
     </w:p>
     <w:p>
       <w:pPr>
@@ -17549,7 +18709,7 @@
           <w:color w:val="000000"/>
           <w:sz w:val="24"/>
         </w:rPr>
-        <w:t>以 Jupyter Notebook 形式独立完成全流程，共 31 个代码单元。重点完成站点潮汐特征的分组统计与城市级逐小时需求预测，为报告第六章提供了不同于"站点 × 小时"的聚合视角。清洗阶段采用更为严格的时长上限（180 分钟），得到 233,180 条有效记录，与组长口径的差异已在交叉验证中确认属阈值选择而非错误。</w:t>
+        <w:t>以 Jupyter Notebook 形式独立完成全流程，共 31 个代码单元。重点完成城市级时间节律分析（小时、工作日与周末、逐日波动）、潮汐站点的逐日稳定性检验，以及全市小时需求预测与误差按时段拆解，为报告第六章提供了不同于"站点 × 小时"的城市级视角。其主口径仅剔除时长非正记录，得 238,699 条；另以 1—180 分钟的更严格阈值构造 233,180 条的敏感性分析子集，用于检验结论对清洗阈值的依赖程度。该差异已在交叉验证中确认属口径选择而非计算错误。</w:t>
       </w:r>
     </w:p>
     <w:p>
@@ -17581,7 +18741,7 @@
     </w:p>
     <w:p>
       <w:pPr>
-        <w:pStyle w:val="000005"/>
+        <w:pStyle w:val="000004"/>
         <w:keepNext w:val="1"/>
         <w:keepLines w:val="1"/>
         <w:spacing w:before="192" w:beforeAutospacing="1" w:after="144" w:afterAutospacing="1" w:line="336"/>
@@ -17594,7 +18754,7 @@
           <w:szCs w:val="32"/>
         </w:rPr>
       </w:pPr>
-      <w:bookmarkStart w:id="29" w:name="section-8-3"/>
+      <w:bookmarkStart w:id="30" w:name="section-8-3"/>
       <w:r>
         <w:rPr>
           <w:rFonts w:hint="eastAsia" w:ascii="黑体" w:hAnsi="黑体" w:eastAsia="黑体" w:cs="黑体"/>
@@ -17604,7 +18764,7 @@
         </w:rPr>
         <w:t>（三）三人结果交叉验证</w:t>
       </w:r>
-      <w:bookmarkEnd w:id="29"/>
+      <w:bookmarkEnd w:id="30"/>
     </w:p>
     <w:p>
       <w:pPr>
@@ -17676,7 +18836,7 @@
             </w:pPr>
             <w:r>
               <w:rPr>
-                <w:rFonts w:hint="eastAsia" w:ascii="黑体" w:hAnsi="黑体" w:eastAsia="黑体" w:cs="黑体"/>
+                <w:rFonts w:hint="eastAsia" w:ascii="SimSun" w:hAnsi="SimSun" w:eastAsia="SimSun" w:cs="SimSun"/>
                 <w:b w:val="1"/>
                 <w:color w:val="1a3e6f"/>
                 <w:sz w:val="20"/>
@@ -17714,7 +18874,7 @@
             </w:pPr>
             <w:r>
               <w:rPr>
-                <w:rFonts w:hint="eastAsia" w:ascii="黑体" w:hAnsi="黑体" w:eastAsia="黑体" w:cs="黑体"/>
+                <w:rFonts w:hint="eastAsia" w:ascii="SimSun" w:hAnsi="SimSun" w:eastAsia="SimSun" w:cs="SimSun"/>
                 <w:b w:val="1"/>
                 <w:color w:val="1a3e6f"/>
                 <w:sz w:val="20"/>
@@ -17752,7 +18912,7 @@
             </w:pPr>
             <w:r>
               <w:rPr>
-                <w:rFonts w:hint="eastAsia" w:ascii="黑体" w:hAnsi="黑体" w:eastAsia="黑体" w:cs="黑体"/>
+                <w:rFonts w:hint="eastAsia" w:ascii="SimSun" w:hAnsi="SimSun" w:eastAsia="SimSun" w:cs="SimSun"/>
                 <w:b w:val="1"/>
                 <w:color w:val="1a3e6f"/>
                 <w:sz w:val="20"/>
@@ -17790,7 +18950,7 @@
             </w:pPr>
             <w:r>
               <w:rPr>
-                <w:rFonts w:hint="eastAsia" w:ascii="黑体" w:hAnsi="黑体" w:eastAsia="黑体" w:cs="黑体"/>
+                <w:rFonts w:hint="eastAsia" w:ascii="SimSun" w:hAnsi="SimSun" w:eastAsia="SimSun" w:cs="SimSun"/>
                 <w:b w:val="1"/>
                 <w:color w:val="1a3e6f"/>
                 <w:sz w:val="20"/>
@@ -17828,7 +18988,7 @@
             </w:pPr>
             <w:r>
               <w:rPr>
-                <w:rFonts w:hint="eastAsia" w:ascii="黑体" w:hAnsi="黑体" w:eastAsia="黑体" w:cs="黑体"/>
+                <w:rFonts w:hint="eastAsia" w:ascii="SimSun" w:hAnsi="SimSun" w:eastAsia="SimSun" w:cs="SimSun"/>
                 <w:b w:val="1"/>
                 <w:color w:val="1a3e6f"/>
                 <w:sz w:val="20"/>
@@ -19380,7 +20540,7 @@
                 <w:color w:val="000000"/>
                 <w:sz w:val="20"/>
               </w:rPr>
-              <w:t>238,834  原始记录  − 135  时长 ≤ 0（时间无效）      → 238,699（尹泽宇）− 4,722  时长 &lt; 1 分钟              − 228  时长 &gt; 24 小时            → 233,749（杨佳伟）  − 569  时长介于 180—1440 分钟    → 233,180（张熙正）</w:t>
+              <w:t>238,834  原始记录  − 135  时长 ≤ 0（时间无效）      → 238,699（张熙正、尹泽宇主口径）− 4,722  时长 &lt; 1 分钟              − 228  时长 &gt; 24 小时            → 233,749（杨佳伟主口径）  − 569  时长介于 180—1440 分钟    → 233,180（张熙正敏感性分析子集）</w:t>
             </w:r>
           </w:p>
         </w:tc>
@@ -19473,7 +20633,7 @@
           <w:color w:val="000000"/>
           <w:sz w:val="24"/>
         </w:rPr>
-        <w:t>原始规模、站点总数、峰值时段、潮汐方向等核心结论三人完全一致；样本量差异完全由时长有效区间阈值设定不同所致，相减后精确闭合，属口径选择而非计算错误。这表明本项目的主要结论</w:t>
+        <w:t>还需说明的是</w:t>
       </w:r>
       <w:r>
         <w:rPr>
@@ -19482,7 +20642,7 @@
           <w:color w:val="000000"/>
           <w:sz w:val="24"/>
         </w:rPr>
-        <w:t>对清洗阈值不敏感，具备稳健性</w:t>
+        <w:t>符号口径</w:t>
       </w:r>
       <w:r>
         <w:rPr>
@@ -19490,7 +20650,42 @@
           <w:color w:val="000000"/>
           <w:sz w:val="24"/>
         </w:rPr>
-        <w:t>。</w:t>
+        <w:t>：杨佳伟（A）采用的"净流量"定义为流入减流出，正数表示车辆在站点堆积；张熙正（B）与尹泽宇（C）采用的"净流出"定义为出发减到达，正数表示车辆被骑走。两者符号相反、含义不同。为此项目组约定：每一处结果均标注所属口径，不同口径的数值不放入同一张图表。</w:t>
+      </w:r>
+    </w:p>
+    <w:p>
+      <w:pPr>
+        <w:spacing w:before="0" w:after="144" w:line="384"/>
+        <w:ind w:left="0" w:right="0" w:firstLine="480"/>
+        <w:jc w:val="both"/>
+        <w:rPr>
+          <w:color w:val="000000"/>
+        </w:rPr>
+      </w:pPr>
+      <w:r>
+        <w:rPr>
+          <w:rFonts w:hint="eastAsia" w:ascii="SimSun" w:hAnsi="SimSun" w:eastAsia="SimSun" w:cs="SimSun"/>
+          <w:color w:val="000000"/>
+          <w:sz w:val="24"/>
+        </w:rPr>
+        <w:t>原始规模、站点总数、峰值时段、潮汐方向等核心结论三人完全一致；样本量差异完全由时长有效区间阈值设定不同所致，相减后精确闭合，属口径选择而非计算错误。由于三套代码由三人独立编写、互不参考，且分别覆盖城市级、站点级与方法级三个尺度，上述一致结果构成</w:t>
+      </w:r>
+      <w:r>
+        <w:rPr>
+          <w:rFonts w:hint="eastAsia" w:ascii="SimSun" w:hAnsi="SimSun" w:eastAsia="SimSun" w:cs="SimSun"/>
+          <w:b w:val="1"/>
+          <w:color w:val="000000"/>
+          <w:sz w:val="24"/>
+        </w:rPr>
+        <w:t>多尺度互证</w:t>
+      </w:r>
+      <w:r>
+        <w:rPr>
+          <w:rFonts w:hint="eastAsia" w:ascii="SimSun" w:hAnsi="SimSun" w:eastAsia="SimSun" w:cs="SimSun"/>
+          <w:color w:val="000000"/>
+          <w:sz w:val="24"/>
+        </w:rPr>
+        <w:t>：主要结论既不依赖某一个人的实现，也不依赖某一种清洗阈值或切分方式，因此具有稳健性。</w:t>
       </w:r>
     </w:p>
     <w:p>
@@ -19538,7 +20733,7 @@
     </w:p>
     <w:p>
       <w:pPr>
-        <w:pStyle w:val="000005"/>
+        <w:pStyle w:val="000004"/>
         <w:keepNext w:val="1"/>
         <w:keepLines w:val="1"/>
         <w:spacing w:before="192" w:beforeAutospacing="1" w:after="144" w:afterAutospacing="1" w:line="336"/>
@@ -19551,7 +20746,7 @@
           <w:szCs w:val="32"/>
         </w:rPr>
       </w:pPr>
-      <w:bookmarkStart w:id="30" w:name="section-9-1"/>
+      <w:bookmarkStart w:id="31" w:name="section-9-1"/>
       <w:r>
         <w:rPr>
           <w:rFonts w:hint="eastAsia" w:ascii="黑体" w:hAnsi="黑体" w:eastAsia="黑体" w:cs="黑体"/>
@@ -19561,7 +20756,7 @@
         </w:rPr>
         <w:t>（一）项目仓库</w:t>
       </w:r>
-      <w:bookmarkEnd w:id="30"/>
+      <w:bookmarkEnd w:id="31"/>
     </w:p>
     <w:p>
       <w:pPr>
@@ -19769,7 +20964,7 @@
     </w:p>
     <w:p>
       <w:pPr>
-        <w:pStyle w:val="000005"/>
+        <w:pStyle w:val="000004"/>
         <w:keepNext w:val="1"/>
         <w:keepLines w:val="1"/>
         <w:spacing w:before="192" w:beforeAutospacing="1" w:after="144" w:afterAutospacing="1" w:line="336"/>
@@ -19782,7 +20977,7 @@
           <w:szCs w:val="32"/>
         </w:rPr>
       </w:pPr>
-      <w:bookmarkStart w:id="31" w:name="section-9-2"/>
+      <w:bookmarkStart w:id="32" w:name="section-9-2"/>
       <w:r>
         <w:rPr>
           <w:rFonts w:hint="eastAsia" w:ascii="黑体" w:hAnsi="黑体" w:eastAsia="黑体" w:cs="黑体"/>
@@ -19792,7 +20987,7 @@
         </w:rPr>
         <w:t>（二）运行方式</w:t>
       </w:r>
-      <w:bookmarkEnd w:id="31"/>
+      <w:bookmarkEnd w:id="32"/>
     </w:p>
     <w:p>
       <w:pPr>
@@ -19889,7 +21084,7 @@
     </w:p>
     <w:p>
       <w:pPr>
-        <w:pStyle w:val="000005"/>
+        <w:pStyle w:val="000004"/>
         <w:keepNext w:val="1"/>
         <w:keepLines w:val="1"/>
         <w:spacing w:before="192" w:beforeAutospacing="1" w:after="144" w:afterAutospacing="1" w:line="336"/>
@@ -19902,7 +21097,7 @@
           <w:szCs w:val="32"/>
         </w:rPr>
       </w:pPr>
-      <w:bookmarkStart w:id="32" w:name="section-9-3"/>
+      <w:bookmarkStart w:id="33" w:name="section-9-3"/>
       <w:r>
         <w:rPr>
           <w:rFonts w:hint="eastAsia" w:ascii="黑体" w:hAnsi="黑体" w:eastAsia="黑体" w:cs="黑体"/>
@@ -19912,7 +21107,7 @@
         </w:rPr>
         <w:t>（三）核心代码片段</w:t>
       </w:r>
-      <w:bookmarkEnd w:id="32"/>
+      <w:bookmarkEnd w:id="33"/>
     </w:p>
     <w:p>
       <w:pPr>
@@ -20559,7 +21754,7 @@
     </w:tbl>
     <w:p>
       <w:pPr>
-        <w:pStyle w:val="000005"/>
+        <w:pStyle w:val="000004"/>
         <w:keepNext w:val="1"/>
         <w:keepLines w:val="1"/>
         <w:spacing w:before="192" w:beforeAutospacing="1" w:after="144" w:afterAutospacing="1" w:line="336"/>
@@ -20572,7 +21767,7 @@
           <w:szCs w:val="32"/>
         </w:rPr>
       </w:pPr>
-      <w:bookmarkStart w:id="33" w:name="section-9-4"/>
+      <w:bookmarkStart w:id="34" w:name="section-9-4"/>
       <w:r>
         <w:rPr>
           <w:rFonts w:hint="eastAsia" w:ascii="黑体" w:hAnsi="黑体" w:eastAsia="黑体" w:cs="黑体"/>
@@ -20582,7 +21777,7 @@
         </w:rPr>
         <w:t>（四）图表与结果文件清单</w:t>
       </w:r>
-      <w:bookmarkEnd w:id="33"/>
+      <w:bookmarkEnd w:id="34"/>
     </w:p>
     <w:p>
       <w:pPr>
@@ -20651,7 +21846,7 @@
             </w:pPr>
             <w:r>
               <w:rPr>
-                <w:rFonts w:hint="eastAsia" w:ascii="黑体" w:hAnsi="黑体" w:eastAsia="黑体" w:cs="黑体"/>
+                <w:rFonts w:hint="eastAsia" w:ascii="SimSun" w:hAnsi="SimSun" w:eastAsia="SimSun" w:cs="SimSun"/>
                 <w:b w:val="1"/>
                 <w:color w:val="1a3e6f"/>
                 <w:sz w:val="20"/>
@@ -20689,7 +21884,7 @@
             </w:pPr>
             <w:r>
               <w:rPr>
-                <w:rFonts w:hint="eastAsia" w:ascii="黑体" w:hAnsi="黑体" w:eastAsia="黑体" w:cs="黑体"/>
+                <w:rFonts w:hint="eastAsia" w:ascii="SimSun" w:hAnsi="SimSun" w:eastAsia="SimSun" w:cs="SimSun"/>
                 <w:b w:val="1"/>
                 <w:color w:val="1a3e6f"/>
                 <w:sz w:val="20"/>
@@ -21842,6 +23037,17 @@
   <w:abstractNum w:abstractNumId="1">
     <w:lvl w:ilvl="0">
       <w:start w:val="1"/>
+      <w:numFmt w:val="decimal"/>
+      <w:lvlText w:val="%1."/>
+      <w:lvlJc w:val="left"/>
+      <w:pPr>
+        <w:ind w:left="420" w:hanging="420"/>
+      </w:pPr>
+    </w:lvl>
+  </w:abstractNum>
+  <w:abstractNum w:abstractNumId="2">
+    <w:lvl w:ilvl="0">
+      <w:start w:val="1"/>
       <w:numFmt w:val="bullet"/>
       <w:lvlText w:val=""/>
       <w:lvlJc w:val="left"/>
@@ -21851,17 +23057,6 @@
       <w:rPr>
         <w:rFonts w:hint="default" w:ascii="Wingdings" w:hAnsi="Wingdings"/>
       </w:rPr>
-    </w:lvl>
-  </w:abstractNum>
-  <w:abstractNum w:abstractNumId="2">
-    <w:lvl w:ilvl="0">
-      <w:start w:val="1"/>
-      <w:numFmt w:val="decimal"/>
-      <w:lvlText w:val="%1."/>
-      <w:lvlJc w:val="left"/>
-      <w:pPr>
-        <w:ind w:left="420" w:hanging="420"/>
-      </w:pPr>
     </w:lvl>
   </w:abstractNum>
   <w:abstractNum w:abstractNumId="3">
@@ -21886,19 +23081,19 @@
       </w:pPr>
     </w:lvl>
   </w:abstractNum>
-  <w:num w:numId="2">
+  <w:num w:numId="4">
+    <w:abstractNumId w:val="2"/>
+  </w:num>
+  <w:num w:numId="1">
+    <w:abstractNumId w:val="4"/>
+  </w:num>
+  <w:num w:numId="3">
+    <w:abstractNumId w:val="0"/>
+  </w:num>
+  <w:num w:numId="5">
     <w:abstractNumId w:val="3"/>
   </w:num>
-  <w:num w:numId="1">
-    <w:abstractNumId w:val="0"/>
-  </w:num>
-  <w:num w:numId="3">
-    <w:abstractNumId w:val="4"/>
-  </w:num>
-  <w:num w:numId="5">
-    <w:abstractNumId w:val="2"/>
-  </w:num>
-  <w:num w:numId="4">
+  <w:num w:numId="2">
     <w:abstractNumId w:val="1"/>
   </w:num>
 </w:numbering>
@@ -21923,141 +23118,95 @@
     </w:pPrDefault>
   </w:docDefaults>
   <w:latentStyles w:defLockedState="0" w:defUIPriority="99" w:defSemiHidden="0" w:defUnhideWhenUsed="0" w:defQFormat="0" w:count="88">
+    <w:lsdException w:name="Body Text 2" w:semiHidden="1" w:unhideWhenUsed="1"/>
+    <w:lsdException w:name="index 1" w:semiHidden="1" w:unhideWhenUsed="1"/>
+    <w:lsdException w:name="Message Header" w:semiHidden="1" w:unhideWhenUsed="1"/>
+    <w:lsdException w:name="heading 9" w:uiPriority="9" w:semiHidden="1" w:unhideWhenUsed="1" w:qFormat="1"/>
+    <w:lsdException w:name="List Bullet 3" w:semiHidden="1" w:unhideWhenUsed="1"/>
+    <w:lsdException w:name="List Number 3" w:semiHidden="1" w:unhideWhenUsed="1"/>
+    <w:lsdException w:name="toc 8" w:uiPriority="39" w:semiHidden="1" w:unhideWhenUsed="1"/>
+    <w:lsdException w:name="footer" w:semiHidden="1" w:unhideWhenUsed="1"/>
+    <w:lsdException w:name="List 2" w:semiHidden="1" w:unhideWhenUsed="1"/>
+    <w:lsdException w:name="Date" w:semiHidden="1" w:unhideWhenUsed="1"/>
+    <w:lsdException w:name="endnote text" w:semiHidden="1" w:unhideWhenUsed="1"/>
+    <w:lsdException w:name="index 2" w:semiHidden="1" w:unhideWhenUsed="1"/>
+    <w:lsdException w:name="Strong" w:uiPriority="22" w:qFormat="1"/>
+    <w:lsdException w:name="List Number 2" w:semiHidden="1" w:unhideWhenUsed="1"/>
+    <w:lsdException w:name="List Continue 4" w:semiHidden="1" w:unhideWhenUsed="1"/>
+    <w:lsdException w:name="toc 3" w:uiPriority="39" w:semiHidden="1" w:unhideWhenUsed="1"/>
+    <w:lsdException w:name="heading 1" w:uiPriority="9" w:qFormat="1"/>
+    <w:lsdException w:name="List 5" w:semiHidden="1" w:unhideWhenUsed="1"/>
+    <w:lsdException w:name="annotation reference" w:semiHidden="1" w:unhideWhenUsed="1"/>
+    <w:lsdException w:name="List 4" w:semiHidden="1" w:unhideWhenUsed="1"/>
+    <w:lsdException w:name="index 3" w:semiHidden="1" w:unhideWhenUsed="1"/>
+    <w:lsdException w:name="Body Text Indent" w:semiHidden="1" w:unhideWhenUsed="1"/>
+    <w:lsdException w:name="index 9" w:semiHidden="1" w:unhideWhenUsed="1"/>
+    <w:lsdException w:name="List 3" w:semiHidden="1" w:unhideWhenUsed="1"/>
+    <w:lsdException w:name="Note Heading" w:semiHidden="1" w:unhideWhenUsed="1"/>
+    <w:lsdException w:name="Body Text" w:semiHidden="1" w:unhideWhenUsed="1"/>
+    <w:lsdException w:name="heading 6" w:uiPriority="9" w:semiHidden="1" w:unhideWhenUsed="1" w:qFormat="1"/>
+    <w:lsdException w:name="index 4" w:semiHidden="1" w:unhideWhenUsed="1"/>
+    <w:lsdException w:name="toc 7" w:uiPriority="39" w:semiHidden="1" w:unhideWhenUsed="1"/>
+    <w:lsdException w:name="footnote text" w:semiHidden="1" w:unhideWhenUsed="1"/>
+    <w:lsdException w:name="endnote reference" w:semiHidden="1" w:unhideWhenUsed="1"/>
+    <w:lsdException w:name="envelope return" w:semiHidden="1" w:unhideWhenUsed="1"/>
+    <w:lsdException w:name="List Continue" w:semiHidden="1" w:unhideWhenUsed="1"/>
+    <w:lsdException w:name="page number" w:semiHidden="1" w:unhideWhenUsed="1"/>
+    <w:lsdException w:name="index 8" w:semiHidden="1" w:unhideWhenUsed="1"/>
+    <w:lsdException w:name="Normal" w:uiPriority="0" w:qFormat="1"/>
+    <w:lsdException w:name="envelope address" w:semiHidden="1" w:unhideWhenUsed="1"/>
+    <w:lsdException w:name="List Bullet 2" w:semiHidden="1" w:unhideWhenUsed="1"/>
+    <w:lsdException w:name="Body Text 3" w:semiHidden="1" w:unhideWhenUsed="1"/>
+    <w:lsdException w:name="heading 7" w:uiPriority="9" w:semiHidden="1" w:unhideWhenUsed="1" w:qFormat="1"/>
+    <w:lsdException w:name="List Bullet 5" w:semiHidden="1" w:unhideWhenUsed="1"/>
+    <w:lsdException w:name="index heading" w:semiHidden="1" w:unhideWhenUsed="1"/>
+    <w:lsdException w:name="toc 6" w:uiPriority="39" w:semiHidden="1" w:unhideWhenUsed="1"/>
+    <w:lsdException w:name="index 5" w:semiHidden="1" w:unhideWhenUsed="1"/>
+    <w:lsdException w:name="List Continue 5" w:semiHidden="1" w:unhideWhenUsed="1"/>
+    <w:lsdException w:name="Title" w:uiPriority="10" w:qFormat="1"/>
+    <w:lsdException w:name="toc 5" w:uiPriority="39" w:semiHidden="1" w:unhideWhenUsed="1"/>
+    <w:lsdException w:name="table of authorities" w:semiHidden="1" w:unhideWhenUsed="1"/>
+    <w:lsdException w:name="toc 1" w:uiPriority="39" w:semiHidden="1" w:unhideWhenUsed="1"/>
+    <w:lsdException w:name="List Bullet 4" w:semiHidden="1" w:unhideWhenUsed="1"/>
+    <w:lsdException w:name="FollowedHyperlink" w:semiHidden="1" w:unhideWhenUsed="1"/>
+    <w:lsdException w:name="List Number" w:semiHidden="1" w:unhideWhenUsed="1"/>
+    <w:lsdException w:name="caption" w:uiPriority="35" w:semiHidden="1" w:unhideWhenUsed="1" w:qFormat="1"/>
+    <w:lsdException w:name="Normal Indent" w:semiHidden="1" w:unhideWhenUsed="1"/>
+    <w:lsdException w:name="Subtitle" w:uiPriority="11" w:qFormat="1"/>
+    <w:lsdException w:name="Block Text" w:semiHidden="1" w:unhideWhenUsed="1"/>
+    <w:lsdException w:name="macro" w:semiHidden="1" w:unhideWhenUsed="1"/>
+    <w:lsdException w:name="heading 5" w:uiPriority="9" w:semiHidden="1" w:unhideWhenUsed="1" w:qFormat="1"/>
+    <w:lsdException w:name="List" w:semiHidden="1" w:unhideWhenUsed="1"/>
+    <w:lsdException w:name="Closing" w:semiHidden="1" w:unhideWhenUsed="1"/>
+    <w:lsdException w:name="Body Text Indent 3" w:semiHidden="1" w:unhideWhenUsed="1"/>
+    <w:lsdException w:name="List Continue 3" w:semiHidden="1" w:unhideWhenUsed="1"/>
+    <w:lsdException w:name="header" w:semiHidden="1" w:unhideWhenUsed="1"/>
+    <w:lsdException w:name="Salutation" w:semiHidden="1" w:unhideWhenUsed="1"/>
+    <w:lsdException w:name="List Number 4" w:semiHidden="1" w:unhideWhenUsed="1"/>
+    <w:lsdException w:name="heading 4" w:uiPriority="9" w:semiHidden="1" w:unhideWhenUsed="1" w:qFormat="1"/>
+    <w:lsdException w:name="Body Text Indent 2" w:semiHidden="1" w:unhideWhenUsed="1"/>
+    <w:lsdException w:name="index 7" w:semiHidden="1" w:unhideWhenUsed="1"/>
+    <w:lsdException w:name="Hyperlink" w:semiHidden="1" w:unhideWhenUsed="1"/>
+    <w:lsdException w:name="table of figures" w:semiHidden="1" w:unhideWhenUsed="1"/>
+    <w:lsdException w:name="List Number 5" w:semiHidden="1" w:unhideWhenUsed="1"/>
+    <w:lsdException w:name="heading 3" w:uiPriority="9" w:semiHidden="1" w:unhideWhenUsed="1" w:qFormat="1"/>
+    <w:lsdException w:name="toc 4" w:uiPriority="39" w:semiHidden="1" w:unhideWhenUsed="1"/>
+    <w:lsdException w:name="List Continue 2" w:semiHidden="1" w:unhideWhenUsed="1"/>
+    <w:lsdException w:name="Body Text First Indent 2" w:semiHidden="1" w:unhideWhenUsed="1"/>
+    <w:lsdException w:name="annotation text" w:semiHidden="1" w:unhideWhenUsed="1"/>
+    <w:lsdException w:name="toa heading" w:semiHidden="1" w:unhideWhenUsed="1"/>
+    <w:lsdException w:name="Signature" w:semiHidden="1" w:unhideWhenUsed="1"/>
+    <w:lsdException w:name="line number" w:semiHidden="1" w:unhideWhenUsed="1"/>
+    <w:lsdException w:name="Body Text First Indent" w:semiHidden="1" w:unhideWhenUsed="1"/>
+    <w:lsdException w:name="index 6" w:semiHidden="1" w:unhideWhenUsed="1"/>
+    <w:lsdException w:name="heading 2" w:uiPriority="9" w:semiHidden="1" w:unhideWhenUsed="1" w:qFormat="1"/>
+    <w:lsdException w:name="heading 8" w:uiPriority="9" w:semiHidden="1" w:unhideWhenUsed="1" w:qFormat="1"/>
+    <w:lsdException w:name="toc 9" w:uiPriority="39" w:semiHidden="1" w:unhideWhenUsed="1"/>
+    <w:lsdException w:name="footnote reference" w:semiHidden="1" w:unhideWhenUsed="1"/>
     <w:lsdException w:name="toc 2" w:uiPriority="39" w:semiHidden="1" w:unhideWhenUsed="1"/>
-    <w:lsdException w:name="List Number 3" w:semiHidden="1" w:unhideWhenUsed="1"/>
-    <w:lsdException w:name="Salutation" w:semiHidden="1" w:unhideWhenUsed="1"/>
-    <w:lsdException w:name="heading 5" w:uiPriority="9" w:semiHidden="1" w:unhideWhenUsed="1" w:qFormat="1"/>
-    <w:lsdException w:name="table of authorities" w:semiHidden="1" w:unhideWhenUsed="1"/>
-    <w:lsdException w:name="endnote reference" w:semiHidden="1" w:unhideWhenUsed="1"/>
-    <w:lsdException w:name="heading 9" w:uiPriority="9" w:semiHidden="1" w:unhideWhenUsed="1" w:qFormat="1"/>
-    <w:lsdException w:name="footnote text" w:semiHidden="1" w:unhideWhenUsed="1"/>
-    <w:lsdException w:name="Block Text" w:semiHidden="1" w:unhideWhenUsed="1"/>
-    <w:lsdException w:name="List" w:semiHidden="1" w:unhideWhenUsed="1"/>
-    <w:lsdException w:name="List Number 2" w:semiHidden="1" w:unhideWhenUsed="1"/>
-    <w:lsdException w:name="toc 3" w:uiPriority="39" w:semiHidden="1" w:unhideWhenUsed="1"/>
+    <w:lsdException w:name="List Bullet" w:semiHidden="1" w:unhideWhenUsed="1"/>
     <w:lsdException w:name="Default Paragraph Font" w:uiPriority="1" w:semiHidden="1" w:unhideWhenUsed="1"/>
-    <w:lsdException w:name="List 2" w:semiHidden="1" w:unhideWhenUsed="1"/>
-    <w:lsdException w:name="Hyperlink" w:semiHidden="1" w:unhideWhenUsed="1"/>
-    <w:lsdException w:name="heading 1" w:uiPriority="9" w:qFormat="1"/>
-    <w:lsdException w:name="List Bullet 3" w:semiHidden="1" w:unhideWhenUsed="1"/>
-    <w:lsdException w:name="List 3" w:semiHidden="1" w:unhideWhenUsed="1"/>
-    <w:lsdException w:name="List Bullet 2" w:semiHidden="1" w:unhideWhenUsed="1"/>
-    <w:lsdException w:name="Normal Indent" w:semiHidden="1" w:unhideWhenUsed="1"/>
-    <w:lsdException w:name="Body Text" w:semiHidden="1" w:unhideWhenUsed="1"/>
-    <w:lsdException w:name="footnote reference" w:semiHidden="1" w:unhideWhenUsed="1"/>
-    <w:lsdException w:name="toc 8" w:uiPriority="39" w:semiHidden="1" w:unhideWhenUsed="1"/>
-    <w:lsdException w:name="heading 6" w:uiPriority="9" w:semiHidden="1" w:unhideWhenUsed="1" w:qFormat="1"/>
-    <w:lsdException w:name="envelope address" w:semiHidden="1" w:unhideWhenUsed="1"/>
-    <w:lsdException w:name="heading 7" w:uiPriority="9" w:semiHidden="1" w:unhideWhenUsed="1" w:qFormat="1"/>
-    <w:lsdException w:name="Body Text First Indent 2" w:semiHidden="1" w:unhideWhenUsed="1"/>
-    <w:lsdException w:name="toc 4" w:uiPriority="39" w:semiHidden="1" w:unhideWhenUsed="1"/>
-    <w:lsdException w:name="List Number 5" w:semiHidden="1" w:unhideWhenUsed="1"/>
-    <w:lsdException w:name="header" w:semiHidden="1" w:unhideWhenUsed="1"/>
-    <w:lsdException w:name="toc 5" w:uiPriority="39" w:semiHidden="1" w:unhideWhenUsed="1"/>
-    <w:lsdException w:name="Note Heading" w:semiHidden="1" w:unhideWhenUsed="1"/>
-    <w:lsdException w:name="toc 9" w:uiPriority="39" w:semiHidden="1" w:unhideWhenUsed="1"/>
-    <w:lsdException w:name="index 6" w:semiHidden="1" w:unhideWhenUsed="1"/>
-    <w:lsdException w:name="Date" w:semiHidden="1" w:unhideWhenUsed="1"/>
-    <w:lsdException w:name="Strong" w:uiPriority="22" w:qFormat="1"/>
-    <w:lsdException w:name="annotation reference" w:semiHidden="1" w:unhideWhenUsed="1"/>
-    <w:lsdException w:name="List Number" w:semiHidden="1" w:unhideWhenUsed="1"/>
-    <w:lsdException w:name="index 3" w:semiHidden="1" w:unhideWhenUsed="1"/>
-    <w:lsdException w:name="toc 7" w:uiPriority="39" w:semiHidden="1" w:unhideWhenUsed="1"/>
-    <w:lsdException w:name="Signature" w:semiHidden="1" w:unhideWhenUsed="1"/>
-    <w:lsdException w:name="table of figures" w:semiHidden="1" w:unhideWhenUsed="1"/>
-    <w:lsdException w:name="index 4" w:semiHidden="1" w:unhideWhenUsed="1"/>
-    <w:lsdException w:name="Message Header" w:semiHidden="1" w:unhideWhenUsed="1"/>
-    <w:lsdException w:name="line number" w:semiHidden="1" w:unhideWhenUsed="1"/>
-    <w:lsdException w:name="caption" w:uiPriority="35" w:semiHidden="1" w:unhideWhenUsed="1" w:qFormat="1"/>
-    <w:lsdException w:name="heading 3" w:uiPriority="9" w:semiHidden="1" w:unhideWhenUsed="1" w:qFormat="1"/>
-    <w:lsdException w:name="index 7" w:semiHidden="1" w:unhideWhenUsed="1"/>
-    <w:lsdException w:name="endnote text" w:semiHidden="1" w:unhideWhenUsed="1"/>
-    <w:lsdException w:name="Normal" w:uiPriority="0" w:qFormat="1"/>
-    <w:lsdException w:name="Closing" w:semiHidden="1" w:unhideWhenUsed="1"/>
-    <w:lsdException w:name="List Continue 3" w:semiHidden="1" w:unhideWhenUsed="1"/>
-    <w:lsdException w:name="index 5" w:semiHidden="1" w:unhideWhenUsed="1"/>
-    <w:lsdException w:name="List Continue 2" w:semiHidden="1" w:unhideWhenUsed="1"/>
-    <w:lsdException w:name="heading 8" w:uiPriority="9" w:semiHidden="1" w:unhideWhenUsed="1" w:qFormat="1"/>
-    <w:lsdException w:name="toa heading" w:semiHidden="1" w:unhideWhenUsed="1"/>
-    <w:lsdException w:name="footer" w:semiHidden="1" w:unhideWhenUsed="1"/>
-    <w:lsdException w:name="List Bullet 5" w:semiHidden="1" w:unhideWhenUsed="1"/>
-    <w:lsdException w:name="toc 1" w:uiPriority="39" w:semiHidden="1" w:unhideWhenUsed="1"/>
-    <w:lsdException w:name="FollowedHyperlink" w:semiHidden="1" w:unhideWhenUsed="1"/>
-    <w:lsdException w:name="Body Text Indent 2" w:semiHidden="1" w:unhideWhenUsed="1"/>
-    <w:lsdException w:name="index 9" w:semiHidden="1" w:unhideWhenUsed="1"/>
-    <w:lsdException w:name="List Continue" w:semiHidden="1" w:unhideWhenUsed="1"/>
-    <w:lsdException w:name="index 1" w:semiHidden="1" w:unhideWhenUsed="1"/>
-    <w:lsdException w:name="heading 2" w:uiPriority="9" w:semiHidden="1" w:unhideWhenUsed="1" w:qFormat="1"/>
-    <w:lsdException w:name="Body Text Indent 3" w:semiHidden="1" w:unhideWhenUsed="1"/>
-    <w:lsdException w:name="toc 6" w:uiPriority="39" w:semiHidden="1" w:unhideWhenUsed="1"/>
-    <w:lsdException w:name="macro" w:semiHidden="1" w:unhideWhenUsed="1"/>
-    <w:lsdException w:name="List 4" w:semiHidden="1" w:unhideWhenUsed="1"/>
-    <w:lsdException w:name="Title" w:uiPriority="10" w:qFormat="1"/>
-    <w:lsdException w:name="index 2" w:semiHidden="1" w:unhideWhenUsed="1"/>
-    <w:lsdException w:name="Body Text First Indent" w:semiHidden="1" w:unhideWhenUsed="1"/>
-    <w:lsdException w:name="index heading" w:semiHidden="1" w:unhideWhenUsed="1"/>
-    <w:lsdException w:name="List Continue 4" w:semiHidden="1" w:unhideWhenUsed="1"/>
-    <w:lsdException w:name="List Continue 5" w:semiHidden="1" w:unhideWhenUsed="1"/>
-    <w:lsdException w:name="List Bullet 4" w:semiHidden="1" w:unhideWhenUsed="1"/>
-    <w:lsdException w:name="Body Text 3" w:semiHidden="1" w:unhideWhenUsed="1"/>
-    <w:lsdException w:name="List Number 4" w:semiHidden="1" w:unhideWhenUsed="1"/>
-    <w:lsdException w:name="Body Text 2" w:semiHidden="1" w:unhideWhenUsed="1"/>
-    <w:lsdException w:name="index 8" w:semiHidden="1" w:unhideWhenUsed="1"/>
-    <w:lsdException w:name="Subtitle" w:uiPriority="11" w:qFormat="1"/>
-    <w:lsdException w:name="annotation text" w:semiHidden="1" w:unhideWhenUsed="1"/>
-    <w:lsdException w:name="List Bullet" w:semiHidden="1" w:unhideWhenUsed="1"/>
-    <w:lsdException w:name="Body Text Indent" w:semiHidden="1" w:unhideWhenUsed="1"/>
-    <w:lsdException w:name="heading 4" w:uiPriority="9" w:semiHidden="1" w:unhideWhenUsed="1" w:qFormat="1"/>
-    <w:lsdException w:name="envelope return" w:semiHidden="1" w:unhideWhenUsed="1"/>
-    <w:lsdException w:name="List 5" w:semiHidden="1" w:unhideWhenUsed="1"/>
-    <w:lsdException w:name="page number" w:semiHidden="1" w:unhideWhenUsed="1"/>
   </w:latentStyles>
-  <w:style w:type="paragraph" w:styleId="000001">
-    <w:name w:val="toc 2"/>
-    <w:basedOn w:val="000002"/>
-    <w:qFormat w:val="1"/>
-    <w:pPr>
-      <w:tabs>
-        <w:tab w:val="right" w:leader="dot" w:pos="9072"/>
-      </w:tabs>
-      <w:spacing w:after="60" w:line="360"/>
-      <w:ind w:left="420"/>
-    </w:pPr>
-    <w:rPr>
-      <w:rFonts w:ascii="SimSun" w:hAnsi="SimSun" w:eastAsia="SimSun" w:cs="SimSun"/>
-      <w:sz w:val="24"/>
-      <w:szCs w:val="24"/>
-    </w:rPr>
-  </w:style>
-  <w:style w:type="paragraph" w:styleId="rprakq" w:default="1">
-    <w:name w:val="Normal"/>
-    <w:qFormat w:val="1"/>
-    <w:pPr>
-      <w:widowControl w:val="0"/>
-      <w:spacing w:before="60" w:after="60" w:line="240" w:lineRule="auto"/>
-      <w:jc w:val="left"/>
-    </w:pPr>
-    <w:rPr>
-      <w:color w:val="333333"/>
-      <w:sz w:val="22"/>
-    </w:rPr>
-  </w:style>
-  <w:style w:type="paragraph" w:styleId="000003">
-    <w:name w:val="toc 1"/>
-    <w:basedOn w:val="000002"/>
-    <w:qFormat w:val="1"/>
-    <w:pPr>
-      <w:tabs>
-        <w:tab w:val="right" w:leader="dot" w:pos="9072"/>
-      </w:tabs>
-      <w:spacing w:before="120" w:after="120" w:line="360"/>
-    </w:pPr>
-    <w:rPr>
-      <w:rFonts w:ascii="SimSun" w:hAnsi="SimSun" w:eastAsia="SimSun" w:cs="SimSun"/>
-      <w:sz w:val="24"/>
-      <w:szCs w:val="24"/>
-    </w:rPr>
-  </w:style>
   <w:style w:type="paragraph" w:styleId="000006">
     <w:name w:val="heading 2"/>
     <w:basedOn w:val="000002"/>
@@ -22077,6 +23226,24 @@
     </w:rPr>
   </w:style>
   <w:style w:type="paragraph" w:styleId="000004">
+    <w:name w:val="heading 3"/>
+    <w:basedOn w:val="000002"/>
+    <w:next w:val="000002"/>
+    <w:uiPriority w:val="9"/>
+    <w:qFormat w:val="1"/>
+    <w:pPr>
+      <w:keepNext w:val="1"/>
+      <w:keepLines w:val="1"/>
+      <w:spacing w:before="180" w:after="80"/>
+      <w:outlineLvl w:val="2"/>
+    </w:pPr>
+    <w:rPr>
+      <w:b w:val="1"/>
+      <w:sz w:val="24"/>
+      <w:szCs w:val="24"/>
+    </w:rPr>
+  </w:style>
+  <w:style w:type="paragraph" w:styleId="000003">
     <w:name w:val="heading 4"/>
     <w:basedOn w:val="000002"/>
     <w:next w:val="000002"/>
@@ -22095,21 +23262,49 @@
     </w:rPr>
   </w:style>
   <w:style w:type="paragraph" w:styleId="000005">
-    <w:name w:val="heading 3"/>
+    <w:name w:val="toc 1"/>
     <w:basedOn w:val="000002"/>
-    <w:next w:val="000002"/>
-    <w:uiPriority w:val="9"/>
     <w:qFormat w:val="1"/>
     <w:pPr>
-      <w:keepNext w:val="1"/>
-      <w:keepLines w:val="1"/>
-      <w:spacing w:before="180" w:after="80"/>
-      <w:outlineLvl w:val="2"/>
+      <w:tabs>
+        <w:tab w:val="right" w:leader="dot" w:pos="9072"/>
+      </w:tabs>
+      <w:spacing w:before="120" w:after="120" w:line="360"/>
     </w:pPr>
     <w:rPr>
-      <w:b w:val="1"/>
+      <w:rFonts w:ascii="SimSun" w:hAnsi="SimSun" w:eastAsia="SimSun" w:cs="SimSun"/>
       <w:sz w:val="24"/>
       <w:szCs w:val="24"/>
+    </w:rPr>
+  </w:style>
+  <w:style w:type="paragraph" w:styleId="000001">
+    <w:name w:val="toc 2"/>
+    <w:basedOn w:val="000002"/>
+    <w:qFormat w:val="1"/>
+    <w:pPr>
+      <w:tabs>
+        <w:tab w:val="right" w:leader="dot" w:pos="9072"/>
+      </w:tabs>
+      <w:spacing w:after="60" w:line="360"/>
+      <w:ind w:left="420"/>
+    </w:pPr>
+    <w:rPr>
+      <w:rFonts w:ascii="SimSun" w:hAnsi="SimSun" w:eastAsia="SimSun" w:cs="SimSun"/>
+      <w:sz w:val="24"/>
+      <w:szCs w:val="24"/>
+    </w:rPr>
+  </w:style>
+  <w:style w:type="paragraph" w:styleId="3h7eke" w:default="1">
+    <w:name w:val="Normal"/>
+    <w:qFormat w:val="1"/>
+    <w:pPr>
+      <w:widowControl w:val="0"/>
+      <w:spacing w:before="60" w:after="60" w:line="240" w:lineRule="auto"/>
+      <w:jc w:val="left"/>
+    </w:pPr>
+    <w:rPr>
+      <w:color w:val="333333"/>
+      <w:sz w:val="22"/>
     </w:rPr>
   </w:style>
 </w:styles>
